--- a/CAIS_Methodology.docx
+++ b/CAIS_Methodology.docx
@@ -38,7 +38,20 @@
           <w:color w:val="5F6B7F"/>
           <w:sz w:val="24"/>
         </w:rPr>
-        <w:t>Full Mathematical Specification &amp; Logic</w:t>
+        <w:t>Full Mathematical Specification &amp; Logic  ·  v2</w:t>
+      </w:r>
+    </w:p>
+    <w:p>
+      <w:pPr>
+        <w:jc w:val="center"/>
+      </w:pPr>
+      <w:r>
+        <w:rPr>
+          <w:i/>
+          <w:color w:val="5F6B7F"/>
+          <w:sz w:val="20"/>
+        </w:rPr>
+        <w:t>v2 adds chase-pressure (2nd-innings RRR), flipped batting-phase weights (powerplay easiest, death hardest), partnership-broken multiplier, and early-wicket bonus.</w:t>
       </w:r>
     </w:p>
     <w:p/>
@@ -60,7 +73,7 @@
           <w:i w:val="0"/>
           <w:sz w:val="22"/>
         </w:rPr>
-        <w:t>CAIS is a per-delivery weighted metric computed over ball-by-ball T20 data. Each legal delivery contributes a score that depends not only on its raw outcome (runs scored, wicket taken, runs conceded) but on five measurable context signals: the phase of the innings, the bowler's role (pace or spin), the quality of the batter on strike, the batter's recent form, and the in-match pressure state. Batting CAIS and Bowling CAIS are reported separately.</w:t>
+        <w:t>CAIS is a per-delivery weighted metric computed over ball-by-ball T20 data. Each legal delivery contributes a score that depends not only on its raw outcome (runs scored, wicket taken, runs conceded) but on up to SEVEN measurable context signals: the phase of the innings, the bowler's role (pace or spin), the quality of the batter on strike, the batter's recent form, the in-match pressure state (itself a combination of wicket-loss pressure and 2nd-innings chase pressure), the size of the partnership that just got broken (for wickets), and whether the wicket is an early breakthrough. Batting CAIS and Bowling CAIS are reported separately.</w:t>
       </w:r>
     </w:p>
     <w:p>
@@ -247,7 +260,7 @@
           <w:i w:val="0"/>
           <w:sz w:val="22"/>
         </w:rPr>
-        <w:t>Every ball is bucketed into one of three innings phases by over number. The phase determines two separate multipliers: one applied to runs scored (batting view) and one applied to runs conceded (bowling view). They're numerically equal in the current calibration but kept conceptually distinct so they can be tuned independently.</w:t>
+        <w:t>Every ball is bucketed into one of three innings phases by over number. The phase produces two separate multipliers: one applied to runs scored by a batter (phase_bat), and one applied to runs conceded by a bowler (phase_bowl). They are not symmetric — the batting gradient is now inverted from v1 to reflect real T20 difficulty.</w:t>
       </w:r>
     </w:p>
     <w:p>
@@ -394,7 +407,7 @@
               <w:rPr>
                 <w:sz w:val="21"/>
               </w:rPr>
-              <w:t>1.2</w:t>
+              <w:t>0.95</w:t>
             </w:r>
           </w:p>
         </w:tc>
@@ -408,7 +421,7 @@
               <w:rPr>
                 <w:sz w:val="21"/>
               </w:rPr>
-              <w:t>1.2</w:t>
+              <w:t>1.20</w:t>
             </w:r>
           </w:p>
         </w:tc>
@@ -452,7 +465,7 @@
               <w:rPr>
                 <w:sz w:val="21"/>
               </w:rPr>
-              <w:t>1.0</w:t>
+              <w:t>1.15</w:t>
             </w:r>
           </w:p>
         </w:tc>
@@ -466,7 +479,7 @@
               <w:rPr>
                 <w:sz w:val="21"/>
               </w:rPr>
-              <w:t>1.0</w:t>
+              <w:t>1.00</w:t>
             </w:r>
           </w:p>
         </w:tc>
@@ -510,7 +523,7 @@
               <w:rPr>
                 <w:sz w:val="21"/>
               </w:rPr>
-              <w:t>1.3</w:t>
+              <w:t>1.35</w:t>
             </w:r>
           </w:p>
         </w:tc>
@@ -524,7 +537,7 @@
               <w:rPr>
                 <w:sz w:val="21"/>
               </w:rPr>
-              <w:t>1.3</w:t>
+              <w:t>1.30</w:t>
             </w:r>
           </w:p>
         </w:tc>
@@ -541,7 +554,20 @@
           <w:i w:val="0"/>
           <w:sz w:val="22"/>
         </w:rPr>
-        <w:t>Rationale: scoring is genuinely harder in the powerplay (bowlers attack, fielders up) and at the death (yorkers, slower balls). The middle is the scoring-friendly neutral baseline, so it gets a weight of 1.0.</w:t>
+        <w:t>Rationale — batting (updated in v2): scoring in the powerplay is typically the easiest phase of a T20 innings. Only two fielders are allowed outside the 30-yard circle, the ball is hardest and travels fastest off the bat, and most bowlers still err on the side of containment with the new ball. A run in the powerplay therefore gets a sub-unit weight (0.95). Middle overs are harder (spinners, deeper fields, accumulation), so they get 1.15. Death-overs runs are the hardest — yorkers, slower balls, full spread field, death specialists bowling to plans — hence the premium at 1.35.</w:t>
+      </w:r>
+    </w:p>
+    <w:p>
+      <w:pPr>
+        <w:spacing w:after="120"/>
+      </w:pPr>
+      <w:r>
+        <w:rPr>
+          <w:b w:val="0"/>
+          <w:i w:val="0"/>
+          <w:sz w:val="22"/>
+        </w:rPr>
+        <w:t>Rationale — bowling: the bowling weights are asymmetric from batting. They price the COST of runs conceded, so a death-over boundary hurts more (1.3), a middle-overs single is neutral (1.0), and a powerplay boundary costs more than middle because the opposition is expected to score there (1.2). This keeps the bowler's cost curve aligned with match impact.</w:t>
       </w:r>
     </w:p>
     <w:p>
@@ -1723,15 +1749,33 @@
           <w:i w:val="0"/>
           <w:sz w:val="22"/>
         </w:rPr>
-        <w:t>Pressure captures the in-match state at the exact moment of the delivery. Intuitively: a run scored with 6 wickets down in the 14th over should be worth more than the same run scored with 1 wicket down in the 3rd. Conversely, a wicket that sends a batting side deeper into a collapse is a bigger blow. The pressure index is a single value in [1.00, 1.30] attached to every legal delivery and used in both batting and bowling CAIS.</w:t>
+        <w:t>Pressure captures the in-match state at the exact moment of the delivery. v2 decomposes pressure into TWO independent components that are then combined: (A) wicket-loss pressure — the collapse-in-progress signal, applicable in both innings; and (B) chase pressure — the required-run-rate signal in the second innings only. Each is in [1.00, 1.30]; they multiply together and are then clipped to a final range of [1.00, 1.50].</w:t>
       </w:r>
     </w:p>
     <w:p>
       <w:pPr>
+        <w:spacing w:before="120" w:after="120"/>
+        <w:ind w:left="340"/>
+        <w:shd w:val="clear" w:color="auto" w:fill="F3F1EC"/>
+        <w:pBdr>
+          <w:left w:val="single" w:sz="18" w:space="6" w:color="B47A00"/>
+        </w:pBdr>
+      </w:pPr>
+      <w:r>
+        <w:rPr>
+          <w:rFonts w:ascii="Consolas" w:hAnsi="Consolas"/>
+          <w:color w:val="805000"/>
+          <w:sz w:val="21"/>
+        </w:rPr>
+        <w:t>pressure(i) = clip( wicket_pressure(i) · chase_pressure(i),  1.00,  1.50 )</w:t>
+      </w:r>
+    </w:p>
+    <w:p>
+      <w:pPr>
         <w:pStyle w:val="Heading2"/>
       </w:pPr>
       <w:r>
-        <w:t>7.1  Step 1 — Cumulative wickets per innings</w:t>
+        <w:t>7A.  Wicket-loss Pressure</w:t>
       </w:r>
     </w:p>
     <w:p>
@@ -1777,28 +1821,7 @@
           <w:i w:val="0"/>
           <w:sz w:val="22"/>
         </w:rPr>
-        <w:t>So on the first ball of an innings this is 0; after the first dismissal it becomes 1; and so on. By the 20th over it typically sits between 4 and 9.</w:t>
-      </w:r>
-    </w:p>
-    <w:p>
-      <w:pPr>
-        <w:pStyle w:val="Heading2"/>
-      </w:pPr>
-      <w:r>
-        <w:t>7.2  Step 2 — Raw pressure signal</w:t>
-      </w:r>
-    </w:p>
-    <w:p>
-      <w:pPr>
-        <w:spacing w:after="120"/>
-      </w:pPr>
-      <w:r>
-        <w:rPr>
-          <w:b w:val="0"/>
-          <w:i w:val="0"/>
-          <w:sz w:val="22"/>
-        </w:rPr>
-        <w:t>The raw signal combines the two things that make a situation tense — wickets already lost and how late in the innings we are:</w:t>
+        <w:t>A raw signal combines wickets already lost with how late in the innings we are:</w:t>
       </w:r>
     </w:p>
     <w:p>
@@ -1829,15 +1852,7 @@
           <w:i w:val="0"/>
           <w:sz w:val="22"/>
         </w:rPr>
-        <w:t>Dividing by the over number penalises early wickets less — losing 2 wickets in the 1st over is rare but shouldn't blow up the multiplier. Multiplying by 2 re-scales the number so common situations span most of the pre-clip range. Hard-clipping at 3 prevents pathological cases (all out cheaply in 3 overs) from dominating.</w:t>
-      </w:r>
-    </w:p>
-    <w:p>
-      <w:pPr>
-        <w:pStyle w:val="Heading2"/>
-      </w:pPr>
-      <w:r>
-        <w:t>7.3  Step 3 — Mapping to a [1.00, 1.30] multiplier</w:t>
+        <w:t>Dividing by the over number softens early wickets. Hard-clipping at 3 prevents pathological states (e.g. 7/3 in the 2nd over) from dominating. The raw signal is then mapped:</w:t>
       </w:r>
     </w:p>
     <w:p>
@@ -1855,7 +1870,7 @@
           <w:color w:val="805000"/>
           <w:sz w:val="21"/>
         </w:rPr>
-        <w:t>pressure(i) = clip( 1 + 0.1 · raw(i),  lower = 1.00,  upper = 1.30 )</w:t>
+        <w:t>wicket_pressure(i) = clip( 1 + 0.1 · raw(i),  lower = 1.00,  upper = 1.30 )</w:t>
       </w:r>
     </w:p>
     <w:p>
@@ -1956,7 +1971,7 @@
         </w:tc>
         <w:tc>
           <w:tcPr>
-            <w:tcW w:type="dxa" w:w="1417"/>
+            <w:tcW w:type="dxa" w:w="1814"/>
             <w:shd w:val="clear" w:color="auto" w:fill="B47A00"/>
           </w:tcPr>
           <w:p>
@@ -1967,7 +1982,7 @@
                 <w:color w:val="FFFFFF"/>
                 <w:sz w:val="21"/>
               </w:rPr>
-              <w:t>pressure</w:t>
+              <w:t>wicket_pressure</w:t>
             </w:r>
           </w:p>
         </w:tc>
@@ -2031,7 +2046,7 @@
         </w:tc>
         <w:tc>
           <w:tcPr>
-            <w:tcW w:type="dxa" w:w="1417"/>
+            <w:tcW w:type="dxa" w:w="1814"/>
           </w:tcPr>
           <w:p>
             <w:r/>
@@ -2103,7 +2118,7 @@
         </w:tc>
         <w:tc>
           <w:tcPr>
-            <w:tcW w:type="dxa" w:w="1417"/>
+            <w:tcW w:type="dxa" w:w="1814"/>
           </w:tcPr>
           <w:p>
             <w:r/>
@@ -2175,79 +2190,7 @@
         </w:tc>
         <w:tc>
           <w:tcPr>
-            <w:tcW w:type="dxa" w:w="1417"/>
-          </w:tcPr>
-          <w:p>
-            <w:r/>
-            <w:r>
-              <w:rPr>
-                <w:sz w:val="21"/>
-              </w:rPr>
-              <w:t>1.06</w:t>
-            </w:r>
-          </w:p>
-        </w:tc>
-      </w:tr>
-      <w:tr>
-        <w:tc>
-          <w:tcPr>
-            <w:tcW w:type="dxa" w:w="3685"/>
-          </w:tcPr>
-          <w:p>
-            <w:r/>
-            <w:r>
-              <w:rPr>
-                <w:sz w:val="21"/>
-              </w:rPr>
-              <w:t>4 down, over 14</w:t>
-            </w:r>
-          </w:p>
-        </w:tc>
-        <w:tc>
-          <w:tcPr>
-            <w:tcW w:type="dxa" w:w="1417"/>
-          </w:tcPr>
-          <w:p>
-            <w:r/>
-            <w:r>
-              <w:rPr>
-                <w:sz w:val="21"/>
-              </w:rPr>
-              <w:t>4</w:t>
-            </w:r>
-          </w:p>
-        </w:tc>
-        <w:tc>
-          <w:tcPr>
-            <w:tcW w:type="dxa" w:w="1134"/>
-          </w:tcPr>
-          <w:p>
-            <w:r/>
-            <w:r>
-              <w:rPr>
-                <w:sz w:val="21"/>
-              </w:rPr>
-              <w:t>14</w:t>
-            </w:r>
-          </w:p>
-        </w:tc>
-        <w:tc>
-          <w:tcPr>
-            <w:tcW w:type="dxa" w:w="1134"/>
-          </w:tcPr>
-          <w:p>
-            <w:r/>
-            <w:r>
-              <w:rPr>
-                <w:sz w:val="21"/>
-              </w:rPr>
-              <w:t>0.57</w:t>
-            </w:r>
-          </w:p>
-        </w:tc>
-        <w:tc>
-          <w:tcPr>
-            <w:tcW w:type="dxa" w:w="1417"/>
+            <w:tcW w:type="dxa" w:w="1814"/>
           </w:tcPr>
           <w:p>
             <w:r/>
@@ -2319,7 +2262,7 @@
         </w:tc>
         <w:tc>
           <w:tcPr>
-            <w:tcW w:type="dxa" w:w="1417"/>
+            <w:tcW w:type="dxa" w:w="1814"/>
           </w:tcPr>
           <w:p>
             <w:r/>
@@ -2391,7 +2334,7 @@
         </w:tc>
         <w:tc>
           <w:tcPr>
-            <w:tcW w:type="dxa" w:w="1417"/>
+            <w:tcW w:type="dxa" w:w="1814"/>
           </w:tcPr>
           <w:p>
             <w:r/>
@@ -2463,7 +2406,7 @@
         </w:tc>
         <w:tc>
           <w:tcPr>
-            <w:tcW w:type="dxa" w:w="1417"/>
+            <w:tcW w:type="dxa" w:w="1814"/>
           </w:tcPr>
           <w:p>
             <w:r/>
@@ -2535,7 +2478,7 @@
         </w:tc>
         <w:tc>
           <w:tcPr>
-            <w:tcW w:type="dxa" w:w="1417"/>
+            <w:tcW w:type="dxa" w:w="1814"/>
           </w:tcPr>
           <w:p>
             <w:r/>
@@ -2552,6 +2495,27 @@
     <w:p/>
     <w:p>
       <w:pPr>
+        <w:pStyle w:val="Heading2"/>
+      </w:pPr>
+      <w:r>
+        <w:t>7B.  Chase Pressure (2nd-innings only)</w:t>
+      </w:r>
+    </w:p>
+    <w:p>
+      <w:pPr>
+        <w:spacing w:after="120"/>
+      </w:pPr>
+      <w:r>
+        <w:rPr>
+          <w:b w:val="0"/>
+          <w:i w:val="0"/>
+          <w:sz w:val="22"/>
+        </w:rPr>
+        <w:t>Batting second in T20 is a fundamentally different cognitive task: you know the exact target, the scoreboard counts down, and a rising required run rate compresses decision-making. v2 quantifies this via the required run rate at the instant each delivery is bowled.</w:t>
+      </w:r>
+    </w:p>
+    <w:p>
+      <w:pPr>
         <w:spacing w:after="120"/>
       </w:pPr>
       <w:r>
@@ -2560,42 +2524,525 @@
           <w:i w:val="0"/>
           <w:sz w:val="22"/>
         </w:rPr>
-        <w:t>Design notes:</w:t>
+        <w:t>Step 1 — First-innings target.</w:t>
       </w:r>
     </w:p>
     <w:p>
       <w:pPr>
-        <w:pStyle w:val="ListBullet"/>
-        <w:spacing w:after="60"/>
+        <w:spacing w:before="120" w:after="120"/>
+        <w:ind w:left="340"/>
+        <w:shd w:val="clear" w:color="auto" w:fill="F3F1EC"/>
+        <w:pBdr>
+          <w:left w:val="single" w:sz="18" w:space="6" w:color="B47A00"/>
+        </w:pBdr>
       </w:pPr>
       <w:r>
-        <w:t>The ceiling of 1.30 (vs form's 1.45) reflects the relative importance: form is a batter-level signal with larger spread; pressure is a ball-level nudge and shouldn't dominate.</w:t>
+        <w:rPr>
+          <w:rFonts w:ascii="Consolas" w:hAnsi="Consolas"/>
+          <w:color w:val="805000"/>
+          <w:sz w:val="21"/>
+        </w:rPr>
+        <w:t>target(m) = Σ  total_runs(i)    for every ball i in inning 1 of match m    +  1</w:t>
+        <w:br/>
+        <w:t xml:space="preserve">            i∈L¹_m</w:t>
       </w:r>
     </w:p>
     <w:p>
       <w:pPr>
-        <w:pStyle w:val="ListBullet"/>
-        <w:spacing w:after="60"/>
+        <w:spacing w:after="120"/>
       </w:pPr>
       <w:r>
-        <w:t>Floor of 1.00 is symmetric with form — we never penalise a delivery for being under low pressure, only reward it for being under high pressure.</w:t>
+        <w:rPr>
+          <w:b/>
+          <w:i w:val="0"/>
+          <w:sz w:val="22"/>
+        </w:rPr>
+        <w:t>Step 2 — Running state at delivery i in inning 2.</w:t>
       </w:r>
     </w:p>
     <w:p>
       <w:pPr>
-        <w:pStyle w:val="ListBullet"/>
-        <w:spacing w:after="60"/>
+        <w:spacing w:before="120" w:after="120"/>
+        <w:ind w:left="340"/>
+        <w:shd w:val="clear" w:color="auto" w:fill="F3F1EC"/>
+        <w:pBdr>
+          <w:left w:val="single" w:sz="18" w:space="6" w:color="B47A00"/>
+        </w:pBdr>
       </w:pPr>
       <w:r>
-        <w:t>Pressure is computed purely from the batting side's perspective (wickets lost). Chasing targets and run-rate pressure are not currently incorporated; this is a deliberate simplification and a future extension point.</w:t>
+        <w:rPr>
+          <w:rFonts w:ascii="Consolas" w:hAnsi="Consolas"/>
+          <w:color w:val="805000"/>
+          <w:sz w:val="21"/>
+        </w:rPr>
+        <w:t>runs_scored_so_far(i) = cumsum of total_runs in inning 2 of match m up to — but not including — ball i</w:t>
+        <w:br/>
+        <w:t>runs_needed(i)        = max( target(m) − runs_scored_so_far(i),  0 )</w:t>
+        <w:br/>
+        <w:t>balls_bowled(i)       = (oᵢ − 1) · 6 + ballᵢ</w:t>
+        <w:br/>
+        <w:t>balls_remaining(i)    = max( 120 − (balls_bowled(i) − 1),  1 )</w:t>
+        <w:br/>
+        <w:t>required_rr(i)        = runs_needed(i) / (balls_remaining(i) / 6)</w:t>
       </w:r>
     </w:p>
     <w:p>
       <w:pPr>
+        <w:spacing w:after="120"/>
+      </w:pPr>
+      <w:r>
+        <w:rPr>
+          <w:b/>
+          <w:i w:val="0"/>
+          <w:sz w:val="22"/>
+        </w:rPr>
+        <w:t>Step 3 — Map required RR to multiplier.</w:t>
+      </w:r>
+    </w:p>
+    <w:p>
+      <w:pPr>
+        <w:spacing w:before="120" w:after="120"/>
+        <w:ind w:left="340"/>
+        <w:shd w:val="clear" w:color="auto" w:fill="F3F1EC"/>
+        <w:pBdr>
+          <w:left w:val="single" w:sz="18" w:space="6" w:color="B47A00"/>
+        </w:pBdr>
+      </w:pPr>
+      <w:r>
+        <w:rPr>
+          <w:rFonts w:ascii="Consolas" w:hAnsi="Consolas"/>
+          <w:color w:val="805000"/>
+          <w:sz w:val="21"/>
+        </w:rPr>
+        <w:t>chase_pressure(i) = clip( 1 + (required_rr(i) − 8.0) · 0.04,  lower = 1.00,  upper = 1.30 )</w:t>
+      </w:r>
+    </w:p>
+    <w:p>
+      <w:pPr>
+        <w:spacing w:after="120"/>
+      </w:pPr>
+      <w:r>
+        <w:rPr>
+          <w:b/>
+          <w:i w:val="0"/>
+          <w:sz w:val="22"/>
+        </w:rPr>
+        <w:t>Concrete values:</w:t>
+      </w:r>
+    </w:p>
+    <w:tbl>
+      <w:tblPr>
+        <w:tblStyle w:val="LightGrid-Accent1"/>
+        <w:tblW w:type="auto" w:w="0"/>
+        <w:tblLayout w:type="fixed"/>
+        <w:tblLook w:firstColumn="1" w:firstRow="1" w:lastColumn="0" w:lastRow="0" w:noHBand="0" w:noVBand="1" w:val="04A0"/>
+      </w:tblPr>
+      <w:tblGrid>
+        <w:gridCol w:w="3249"/>
+        <w:gridCol w:w="3249"/>
+        <w:gridCol w:w="3249"/>
+      </w:tblGrid>
+      <w:tr>
+        <w:tc>
+          <w:tcPr>
+            <w:tcW w:type="dxa" w:w="3969"/>
+            <w:shd w:val="clear" w:color="auto" w:fill="B47A00"/>
+          </w:tcPr>
+          <w:p>
+            <w:r/>
+            <w:r>
+              <w:rPr>
+                <w:b/>
+                <w:color w:val="FFFFFF"/>
+                <w:sz w:val="21"/>
+              </w:rPr>
+              <w:t>Situation</w:t>
+            </w:r>
+          </w:p>
+        </w:tc>
+        <w:tc>
+          <w:tcPr>
+            <w:tcW w:type="dxa" w:w="2268"/>
+            <w:shd w:val="clear" w:color="auto" w:fill="B47A00"/>
+          </w:tcPr>
+          <w:p>
+            <w:r/>
+            <w:r>
+              <w:rPr>
+                <w:b/>
+                <w:color w:val="FFFFFF"/>
+                <w:sz w:val="21"/>
+              </w:rPr>
+              <w:t>required_rr</w:t>
+            </w:r>
+          </w:p>
+        </w:tc>
+        <w:tc>
+          <w:tcPr>
+            <w:tcW w:type="dxa" w:w="2268"/>
+            <w:shd w:val="clear" w:color="auto" w:fill="B47A00"/>
+          </w:tcPr>
+          <w:p>
+            <w:r/>
+            <w:r>
+              <w:rPr>
+                <w:b/>
+                <w:color w:val="FFFFFF"/>
+                <w:sz w:val="21"/>
+              </w:rPr>
+              <w:t>chase_pressure</w:t>
+            </w:r>
+          </w:p>
+        </w:tc>
+      </w:tr>
+      <w:tr>
+        <w:tc>
+          <w:tcPr>
+            <w:tcW w:type="dxa" w:w="3969"/>
+          </w:tcPr>
+          <w:p>
+            <w:r/>
+            <w:r>
+              <w:rPr>
+                <w:sz w:val="21"/>
+              </w:rPr>
+              <w:t>Coasting home (easy chase)</w:t>
+            </w:r>
+          </w:p>
+        </w:tc>
+        <w:tc>
+          <w:tcPr>
+            <w:tcW w:type="dxa" w:w="2268"/>
+          </w:tcPr>
+          <w:p>
+            <w:r/>
+            <w:r>
+              <w:rPr>
+                <w:sz w:val="21"/>
+              </w:rPr>
+              <w:t>5.0</w:t>
+            </w:r>
+          </w:p>
+        </w:tc>
+        <w:tc>
+          <w:tcPr>
+            <w:tcW w:type="dxa" w:w="2268"/>
+          </w:tcPr>
+          <w:p>
+            <w:r/>
+            <w:r>
+              <w:rPr>
+                <w:sz w:val="21"/>
+              </w:rPr>
+              <w:t>1.00</w:t>
+            </w:r>
+          </w:p>
+        </w:tc>
+      </w:tr>
+      <w:tr>
+        <w:tc>
+          <w:tcPr>
+            <w:tcW w:type="dxa" w:w="3969"/>
+          </w:tcPr>
+          <w:p>
+            <w:r/>
+            <w:r>
+              <w:rPr>
+                <w:sz w:val="21"/>
+              </w:rPr>
+              <w:t>Comfortable</w:t>
+            </w:r>
+          </w:p>
+        </w:tc>
+        <w:tc>
+          <w:tcPr>
+            <w:tcW w:type="dxa" w:w="2268"/>
+          </w:tcPr>
+          <w:p>
+            <w:r/>
+            <w:r>
+              <w:rPr>
+                <w:sz w:val="21"/>
+              </w:rPr>
+              <w:t>8.0</w:t>
+            </w:r>
+          </w:p>
+        </w:tc>
+        <w:tc>
+          <w:tcPr>
+            <w:tcW w:type="dxa" w:w="2268"/>
+          </w:tcPr>
+          <w:p>
+            <w:r/>
+            <w:r>
+              <w:rPr>
+                <w:sz w:val="21"/>
+              </w:rPr>
+              <w:t>1.00</w:t>
+            </w:r>
+          </w:p>
+        </w:tc>
+      </w:tr>
+      <w:tr>
+        <w:tc>
+          <w:tcPr>
+            <w:tcW w:type="dxa" w:w="3969"/>
+          </w:tcPr>
+          <w:p>
+            <w:r/>
+            <w:r>
+              <w:rPr>
+                <w:sz w:val="21"/>
+              </w:rPr>
+              <w:t>Slightly tough</w:t>
+            </w:r>
+          </w:p>
+        </w:tc>
+        <w:tc>
+          <w:tcPr>
+            <w:tcW w:type="dxa" w:w="2268"/>
+          </w:tcPr>
+          <w:p>
+            <w:r/>
+            <w:r>
+              <w:rPr>
+                <w:sz w:val="21"/>
+              </w:rPr>
+              <w:t>10.0</w:t>
+            </w:r>
+          </w:p>
+        </w:tc>
+        <w:tc>
+          <w:tcPr>
+            <w:tcW w:type="dxa" w:w="2268"/>
+          </w:tcPr>
+          <w:p>
+            <w:r/>
+            <w:r>
+              <w:rPr>
+                <w:sz w:val="21"/>
+              </w:rPr>
+              <w:t>1.08</w:t>
+            </w:r>
+          </w:p>
+        </w:tc>
+      </w:tr>
+      <w:tr>
+        <w:tc>
+          <w:tcPr>
+            <w:tcW w:type="dxa" w:w="3969"/>
+          </w:tcPr>
+          <w:p>
+            <w:r/>
+            <w:r>
+              <w:rPr>
+                <w:sz w:val="21"/>
+              </w:rPr>
+              <w:t>Hard</w:t>
+            </w:r>
+          </w:p>
+        </w:tc>
+        <w:tc>
+          <w:tcPr>
+            <w:tcW w:type="dxa" w:w="2268"/>
+          </w:tcPr>
+          <w:p>
+            <w:r/>
+            <w:r>
+              <w:rPr>
+                <w:sz w:val="21"/>
+              </w:rPr>
+              <w:t>12.0</w:t>
+            </w:r>
+          </w:p>
+        </w:tc>
+        <w:tc>
+          <w:tcPr>
+            <w:tcW w:type="dxa" w:w="2268"/>
+          </w:tcPr>
+          <w:p>
+            <w:r/>
+            <w:r>
+              <w:rPr>
+                <w:sz w:val="21"/>
+              </w:rPr>
+              <w:t>1.16</w:t>
+            </w:r>
+          </w:p>
+        </w:tc>
+      </w:tr>
+      <w:tr>
+        <w:tc>
+          <w:tcPr>
+            <w:tcW w:type="dxa" w:w="3969"/>
+          </w:tcPr>
+          <w:p>
+            <w:r/>
+            <w:r>
+              <w:rPr>
+                <w:sz w:val="21"/>
+              </w:rPr>
+              <w:t>Very hard</w:t>
+            </w:r>
+          </w:p>
+        </w:tc>
+        <w:tc>
+          <w:tcPr>
+            <w:tcW w:type="dxa" w:w="2268"/>
+          </w:tcPr>
+          <w:p>
+            <w:r/>
+            <w:r>
+              <w:rPr>
+                <w:sz w:val="21"/>
+              </w:rPr>
+              <w:t>14.0</w:t>
+            </w:r>
+          </w:p>
+        </w:tc>
+        <w:tc>
+          <w:tcPr>
+            <w:tcW w:type="dxa" w:w="2268"/>
+          </w:tcPr>
+          <w:p>
+            <w:r/>
+            <w:r>
+              <w:rPr>
+                <w:sz w:val="21"/>
+              </w:rPr>
+              <w:t>1.24</w:t>
+            </w:r>
+          </w:p>
+        </w:tc>
+      </w:tr>
+      <w:tr>
+        <w:tc>
+          <w:tcPr>
+            <w:tcW w:type="dxa" w:w="3969"/>
+          </w:tcPr>
+          <w:p>
+            <w:r/>
+            <w:r>
+              <w:rPr>
+                <w:sz w:val="21"/>
+              </w:rPr>
+              <w:t>Near-impossible</w:t>
+            </w:r>
+          </w:p>
+        </w:tc>
+        <w:tc>
+          <w:tcPr>
+            <w:tcW w:type="dxa" w:w="2268"/>
+          </w:tcPr>
+          <w:p>
+            <w:r/>
+            <w:r>
+              <w:rPr>
+                <w:sz w:val="21"/>
+              </w:rPr>
+              <w:t>16.0</w:t>
+            </w:r>
+          </w:p>
+        </w:tc>
+        <w:tc>
+          <w:tcPr>
+            <w:tcW w:type="dxa" w:w="2268"/>
+          </w:tcPr>
+          <w:p>
+            <w:r/>
+            <w:r>
+              <w:rPr>
+                <w:sz w:val="21"/>
+              </w:rPr>
+              <w:t>1.30</w:t>
+            </w:r>
+          </w:p>
+        </w:tc>
+      </w:tr>
+    </w:tbl>
+    <w:p/>
+    <w:p>
+      <w:pPr>
+        <w:spacing w:after="120"/>
+      </w:pPr>
+      <w:r>
+        <w:rPr>
+          <w:b/>
+          <w:i w:val="0"/>
+          <w:sz w:val="22"/>
+        </w:rPr>
+        <w:t>Design choices for chase_pressure:</w:t>
+      </w:r>
+    </w:p>
+    <w:p>
+      <w:pPr>
+        <w:pStyle w:val="ListBullet"/>
+        <w:spacing w:after="60"/>
+      </w:pPr>
+      <w:r>
+        <w:t>Neutral point at RRR = 8.0 — this is roughly the "par" T20 scoring rate in PSL, above which the chase starts to feel tight.</w:t>
+      </w:r>
+    </w:p>
+    <w:p>
+      <w:pPr>
+        <w:pStyle w:val="ListBullet"/>
+        <w:spacing w:after="60"/>
+      </w:pPr>
+      <w:r>
+        <w:t>Linear slope of 0.04 per extra run of RRR: each +2.5 RRR adds roughly +0.1 to the multiplier.</w:t>
+      </w:r>
+    </w:p>
+    <w:p>
+      <w:pPr>
+        <w:pStyle w:val="ListBullet"/>
+        <w:spacing w:after="60"/>
+      </w:pPr>
+      <w:r>
+        <w:t>Cap at 1.30 and floor at 1.00 keep the chase factor bounded and symmetric with the wicket-loss factor.</w:t>
+      </w:r>
+    </w:p>
+    <w:p>
+      <w:pPr>
+        <w:pStyle w:val="ListBullet"/>
+        <w:spacing w:after="60"/>
+      </w:pPr>
+      <w:r>
+        <w:t>For 1st innings and match-context rows where chase is not applicable, chase_pressure = 1.0 (neutral).</w:t>
+      </w:r>
+    </w:p>
+    <w:p>
+      <w:pPr>
+        <w:pStyle w:val="ListBullet"/>
+        <w:spacing w:after="60"/>
+      </w:pPr>
+      <w:r>
+        <w:t>Balls-remaining clipped to ≥ 1 to avoid divide-by-zero at innings end.</w:t>
+      </w:r>
+    </w:p>
+    <w:p>
+      <w:pPr>
         <w:pStyle w:val="Heading2"/>
       </w:pPr>
       <w:r>
-        <w:t>7.4  Applied in both CAIS flavours</w:t>
+        <w:t>7C.  Combined Pressure</w:t>
+      </w:r>
+    </w:p>
+    <w:p>
+      <w:pPr>
+        <w:spacing w:before="120" w:after="120"/>
+        <w:ind w:left="340"/>
+        <w:shd w:val="clear" w:color="auto" w:fill="F3F1EC"/>
+        <w:pBdr>
+          <w:left w:val="single" w:sz="18" w:space="6" w:color="B47A00"/>
+        </w:pBdr>
+      </w:pPr>
+      <w:r>
+        <w:rPr>
+          <w:rFonts w:ascii="Consolas" w:hAnsi="Consolas"/>
+          <w:color w:val="805000"/>
+          <w:sz w:val="21"/>
+        </w:rPr>
+        <w:t>pressure(i) = clip( wicket_pressure(i) · chase_pressure(i),  1.00,  1.50 )</w:t>
       </w:r>
     </w:p>
     <w:p>
@@ -2608,7 +3055,474 @@
           <w:i w:val="0"/>
           <w:sz w:val="22"/>
         </w:rPr>
-        <w:t>For batting, pressure multiplies runs: a boundary during a collapse is worth more. For bowling, pressure multiplies wicket value: dismissing a batter when pressure is already high is a bigger blow, but — importantly — pressure does NOT scale run cost. Bleeding runs under pressure isn't doubly punished.</w:t>
+        <w:t>Multiplying compounds both effects — a chase in disarray (lots of wickets down AND a climbing RRR) produces the highest values. The 1.50 cap limits total pressure to at most a 50% context uplift per ball, which is tight enough to stay believable but wide enough to meaningfully separate heroic moments.</w:t>
+      </w:r>
+    </w:p>
+    <w:p>
+      <w:pPr>
+        <w:spacing w:after="120"/>
+      </w:pPr>
+      <w:r>
+        <w:rPr>
+          <w:b/>
+          <w:i w:val="0"/>
+          <w:sz w:val="22"/>
+        </w:rPr>
+        <w:t>Combined examples:</w:t>
+      </w:r>
+    </w:p>
+    <w:tbl>
+      <w:tblPr>
+        <w:tblStyle w:val="LightGrid-Accent1"/>
+        <w:tblW w:type="auto" w:w="0"/>
+        <w:tblLayout w:type="fixed"/>
+        <w:tblLook w:firstColumn="1" w:firstRow="1" w:lastColumn="0" w:lastRow="0" w:noHBand="0" w:noVBand="1" w:val="04A0"/>
+      </w:tblPr>
+      <w:tblGrid>
+        <w:gridCol w:w="2436"/>
+        <w:gridCol w:w="2436"/>
+        <w:gridCol w:w="2436"/>
+        <w:gridCol w:w="2436"/>
+      </w:tblGrid>
+      <w:tr>
+        <w:tc>
+          <w:tcPr>
+            <w:tcW w:type="dxa" w:w="3402"/>
+            <w:shd w:val="clear" w:color="auto" w:fill="B47A00"/>
+          </w:tcPr>
+          <w:p>
+            <w:r/>
+            <w:r>
+              <w:rPr>
+                <w:b/>
+                <w:color w:val="FFFFFF"/>
+                <w:sz w:val="21"/>
+              </w:rPr>
+              <w:t>Situation</w:t>
+            </w:r>
+          </w:p>
+        </w:tc>
+        <w:tc>
+          <w:tcPr>
+            <w:tcW w:type="dxa" w:w="1984"/>
+            <w:shd w:val="clear" w:color="auto" w:fill="B47A00"/>
+          </w:tcPr>
+          <w:p>
+            <w:r/>
+            <w:r>
+              <w:rPr>
+                <w:b/>
+                <w:color w:val="FFFFFF"/>
+                <w:sz w:val="21"/>
+              </w:rPr>
+              <w:t>wicket_pressure</w:t>
+            </w:r>
+          </w:p>
+        </w:tc>
+        <w:tc>
+          <w:tcPr>
+            <w:tcW w:type="dxa" w:w="1984"/>
+            <w:shd w:val="clear" w:color="auto" w:fill="B47A00"/>
+          </w:tcPr>
+          <w:p>
+            <w:r/>
+            <w:r>
+              <w:rPr>
+                <w:b/>
+                <w:color w:val="FFFFFF"/>
+                <w:sz w:val="21"/>
+              </w:rPr>
+              <w:t>chase_pressure</w:t>
+            </w:r>
+          </w:p>
+        </w:tc>
+        <w:tc>
+          <w:tcPr>
+            <w:tcW w:type="dxa" w:w="1701"/>
+            <w:shd w:val="clear" w:color="auto" w:fill="B47A00"/>
+          </w:tcPr>
+          <w:p>
+            <w:r/>
+            <w:r>
+              <w:rPr>
+                <w:b/>
+                <w:color w:val="FFFFFF"/>
+                <w:sz w:val="21"/>
+              </w:rPr>
+              <w:t>combined</w:t>
+            </w:r>
+          </w:p>
+        </w:tc>
+      </w:tr>
+      <w:tr>
+        <w:tc>
+          <w:tcPr>
+            <w:tcW w:type="dxa" w:w="3402"/>
+          </w:tcPr>
+          <w:p>
+            <w:r/>
+            <w:r>
+              <w:rPr>
+                <w:sz w:val="21"/>
+              </w:rPr>
+              <w:t>1st innings, settled batting</w:t>
+            </w:r>
+          </w:p>
+        </w:tc>
+        <w:tc>
+          <w:tcPr>
+            <w:tcW w:type="dxa" w:w="1984"/>
+          </w:tcPr>
+          <w:p>
+            <w:r/>
+            <w:r>
+              <w:rPr>
+                <w:sz w:val="21"/>
+              </w:rPr>
+              <w:t>1.00</w:t>
+            </w:r>
+          </w:p>
+        </w:tc>
+        <w:tc>
+          <w:tcPr>
+            <w:tcW w:type="dxa" w:w="1984"/>
+          </w:tcPr>
+          <w:p>
+            <w:r/>
+            <w:r>
+              <w:rPr>
+                <w:sz w:val="21"/>
+              </w:rPr>
+              <w:t>1.00</w:t>
+            </w:r>
+          </w:p>
+        </w:tc>
+        <w:tc>
+          <w:tcPr>
+            <w:tcW w:type="dxa" w:w="1701"/>
+          </w:tcPr>
+          <w:p>
+            <w:r/>
+            <w:r>
+              <w:rPr>
+                <w:sz w:val="21"/>
+              </w:rPr>
+              <w:t>1.00</w:t>
+            </w:r>
+          </w:p>
+        </w:tc>
+      </w:tr>
+      <w:tr>
+        <w:tc>
+          <w:tcPr>
+            <w:tcW w:type="dxa" w:w="3402"/>
+          </w:tcPr>
+          <w:p>
+            <w:r/>
+            <w:r>
+              <w:rPr>
+                <w:sz w:val="21"/>
+              </w:rPr>
+              <w:t>Middle wobble, 1st inns</w:t>
+            </w:r>
+          </w:p>
+        </w:tc>
+        <w:tc>
+          <w:tcPr>
+            <w:tcW w:type="dxa" w:w="1984"/>
+          </w:tcPr>
+          <w:p>
+            <w:r/>
+            <w:r>
+              <w:rPr>
+                <w:sz w:val="21"/>
+              </w:rPr>
+              <w:t>1.09</w:t>
+            </w:r>
+          </w:p>
+        </w:tc>
+        <w:tc>
+          <w:tcPr>
+            <w:tcW w:type="dxa" w:w="1984"/>
+          </w:tcPr>
+          <w:p>
+            <w:r/>
+            <w:r>
+              <w:rPr>
+                <w:sz w:val="21"/>
+              </w:rPr>
+              <w:t>1.00</w:t>
+            </w:r>
+          </w:p>
+        </w:tc>
+        <w:tc>
+          <w:tcPr>
+            <w:tcW w:type="dxa" w:w="1701"/>
+          </w:tcPr>
+          <w:p>
+            <w:r/>
+            <w:r>
+              <w:rPr>
+                <w:sz w:val="21"/>
+              </w:rPr>
+              <w:t>1.09</w:t>
+            </w:r>
+          </w:p>
+        </w:tc>
+      </w:tr>
+      <w:tr>
+        <w:tc>
+          <w:tcPr>
+            <w:tcW w:type="dxa" w:w="3402"/>
+          </w:tcPr>
+          <w:p>
+            <w:r/>
+            <w:r>
+              <w:rPr>
+                <w:sz w:val="21"/>
+              </w:rPr>
+              <w:t>Comfortable chase</w:t>
+            </w:r>
+          </w:p>
+        </w:tc>
+        <w:tc>
+          <w:tcPr>
+            <w:tcW w:type="dxa" w:w="1984"/>
+          </w:tcPr>
+          <w:p>
+            <w:r/>
+            <w:r>
+              <w:rPr>
+                <w:sz w:val="21"/>
+              </w:rPr>
+              <w:t>1.04</w:t>
+            </w:r>
+          </w:p>
+        </w:tc>
+        <w:tc>
+          <w:tcPr>
+            <w:tcW w:type="dxa" w:w="1984"/>
+          </w:tcPr>
+          <w:p>
+            <w:r/>
+            <w:r>
+              <w:rPr>
+                <w:sz w:val="21"/>
+              </w:rPr>
+              <w:t>1.00</w:t>
+            </w:r>
+          </w:p>
+        </w:tc>
+        <w:tc>
+          <w:tcPr>
+            <w:tcW w:type="dxa" w:w="1701"/>
+          </w:tcPr>
+          <w:p>
+            <w:r/>
+            <w:r>
+              <w:rPr>
+                <w:sz w:val="21"/>
+              </w:rPr>
+              <w:t>1.04</w:t>
+            </w:r>
+          </w:p>
+        </w:tc>
+      </w:tr>
+      <w:tr>
+        <w:tc>
+          <w:tcPr>
+            <w:tcW w:type="dxa" w:w="3402"/>
+          </w:tcPr>
+          <w:p>
+            <w:r/>
+            <w:r>
+              <w:rPr>
+                <w:sz w:val="21"/>
+              </w:rPr>
+              <w:t>Hard chase, wickets intact</w:t>
+            </w:r>
+          </w:p>
+        </w:tc>
+        <w:tc>
+          <w:tcPr>
+            <w:tcW w:type="dxa" w:w="1984"/>
+          </w:tcPr>
+          <w:p>
+            <w:r/>
+            <w:r>
+              <w:rPr>
+                <w:sz w:val="21"/>
+              </w:rPr>
+              <w:t>1.04</w:t>
+            </w:r>
+          </w:p>
+        </w:tc>
+        <w:tc>
+          <w:tcPr>
+            <w:tcW w:type="dxa" w:w="1984"/>
+          </w:tcPr>
+          <w:p>
+            <w:r/>
+            <w:r>
+              <w:rPr>
+                <w:sz w:val="21"/>
+              </w:rPr>
+              <w:t>1.16</w:t>
+            </w:r>
+          </w:p>
+        </w:tc>
+        <w:tc>
+          <w:tcPr>
+            <w:tcW w:type="dxa" w:w="1701"/>
+          </w:tcPr>
+          <w:p>
+            <w:r/>
+            <w:r>
+              <w:rPr>
+                <w:sz w:val="21"/>
+              </w:rPr>
+              <w:t>1.21</w:t>
+            </w:r>
+          </w:p>
+        </w:tc>
+      </w:tr>
+      <w:tr>
+        <w:tc>
+          <w:tcPr>
+            <w:tcW w:type="dxa" w:w="3402"/>
+          </w:tcPr>
+          <w:p>
+            <w:r/>
+            <w:r>
+              <w:rPr>
+                <w:sz w:val="21"/>
+              </w:rPr>
+              <w:t>Hard chase + collapse</w:t>
+            </w:r>
+          </w:p>
+        </w:tc>
+        <w:tc>
+          <w:tcPr>
+            <w:tcW w:type="dxa" w:w="1984"/>
+          </w:tcPr>
+          <w:p>
+            <w:r/>
+            <w:r>
+              <w:rPr>
+                <w:sz w:val="21"/>
+              </w:rPr>
+              <w:t>1.15</w:t>
+            </w:r>
+          </w:p>
+        </w:tc>
+        <w:tc>
+          <w:tcPr>
+            <w:tcW w:type="dxa" w:w="1984"/>
+          </w:tcPr>
+          <w:p>
+            <w:r/>
+            <w:r>
+              <w:rPr>
+                <w:sz w:val="21"/>
+              </w:rPr>
+              <w:t>1.20</w:t>
+            </w:r>
+          </w:p>
+        </w:tc>
+        <w:tc>
+          <w:tcPr>
+            <w:tcW w:type="dxa" w:w="1701"/>
+          </w:tcPr>
+          <w:p>
+            <w:r/>
+            <w:r>
+              <w:rPr>
+                <w:sz w:val="21"/>
+              </w:rPr>
+              <w:t>1.38</w:t>
+            </w:r>
+          </w:p>
+        </w:tc>
+      </w:tr>
+      <w:tr>
+        <w:tc>
+          <w:tcPr>
+            <w:tcW w:type="dxa" w:w="3402"/>
+          </w:tcPr>
+          <w:p>
+            <w:r/>
+            <w:r>
+              <w:rPr>
+                <w:sz w:val="21"/>
+              </w:rPr>
+              <w:t>Extreme (all factors high)</w:t>
+            </w:r>
+          </w:p>
+        </w:tc>
+        <w:tc>
+          <w:tcPr>
+            <w:tcW w:type="dxa" w:w="1984"/>
+          </w:tcPr>
+          <w:p>
+            <w:r/>
+            <w:r>
+              <w:rPr>
+                <w:sz w:val="21"/>
+              </w:rPr>
+              <w:t>1.25</w:t>
+            </w:r>
+          </w:p>
+        </w:tc>
+        <w:tc>
+          <w:tcPr>
+            <w:tcW w:type="dxa" w:w="1984"/>
+          </w:tcPr>
+          <w:p>
+            <w:r/>
+            <w:r>
+              <w:rPr>
+                <w:sz w:val="21"/>
+              </w:rPr>
+              <w:t>1.28</w:t>
+            </w:r>
+          </w:p>
+        </w:tc>
+        <w:tc>
+          <w:tcPr>
+            <w:tcW w:type="dxa" w:w="1701"/>
+          </w:tcPr>
+          <w:p>
+            <w:r/>
+            <w:r>
+              <w:rPr>
+                <w:sz w:val="21"/>
+              </w:rPr>
+              <w:t>1.50</w:t>
+            </w:r>
+          </w:p>
+        </w:tc>
+      </w:tr>
+    </w:tbl>
+    <w:p/>
+    <w:p>
+      <w:pPr>
+        <w:pStyle w:val="Heading2"/>
+      </w:pPr>
+      <w:r>
+        <w:t>7D.  Applied in both CAIS flavours</w:t>
+      </w:r>
+    </w:p>
+    <w:p>
+      <w:pPr>
+        <w:spacing w:after="120"/>
+      </w:pPr>
+      <w:r>
+        <w:rPr>
+          <w:b w:val="0"/>
+          <w:i w:val="0"/>
+          <w:sz w:val="22"/>
+        </w:rPr>
+        <w:t>For batting, pressure multiplies runs: a boundary during a hard chase-collapse is worth more. For bowling, pressure multiplies wicket value, but does NOT scale run cost — bleeding runs under pressure isn't doubly punished.</w:t>
       </w:r>
     </w:p>
     <w:p>
@@ -2956,7 +3870,7 @@
         <w:pStyle w:val="Heading1"/>
       </w:pPr>
       <w:r>
-        <w:t>9.  Batting CAIS — Full Formula</w:t>
+        <w:t>8.5  Partnership-Broken Multiplier</w:t>
       </w:r>
     </w:p>
     <w:p>
@@ -2969,7 +3883,28 @@
           <w:i w:val="0"/>
           <w:sz w:val="22"/>
         </w:rPr>
-        <w:t>For a batter b with the set of legal deliveries L_b they have faced:</w:t>
+        <w:t>v2 adds a multiplicative bonus on every WICKET ball according to the size of the partnership that was just broken. A bowler who dismisses a batter after a 70-run stand has just erased more match equity than one who nicks off a new batter immediately.</w:t>
+      </w:r>
+    </w:p>
+    <w:p>
+      <w:pPr>
+        <w:pStyle w:val="Heading2"/>
+      </w:pPr>
+      <w:r>
+        <w:t>8.5.1  Tracking partnership size</w:t>
+      </w:r>
+    </w:p>
+    <w:p>
+      <w:pPr>
+        <w:spacing w:after="120"/>
+      </w:pPr>
+      <w:r>
+        <w:rPr>
+          <w:b w:val="0"/>
+          <w:i w:val="0"/>
+          <w:sz w:val="22"/>
+        </w:rPr>
+        <w:t>Within each (match_id, inning) group, we compute the id of the currently-live partnership at the moment BEFORE each ball:</w:t>
       </w:r>
     </w:p>
     <w:p>
@@ -2987,13 +3922,9 @@
           <w:color w:val="805000"/>
           <w:sz w:val="21"/>
         </w:rPr>
-        <w:t xml:space="preserve">             Σ  ( rᵢ · phase_bat(oᵢ) · pressure(i) )</w:t>
+        <w:t>partnership_key(i) = (cumulative wickets in innings up to and including balls j&lt;i)</w:t>
         <w:br/>
-        <w:t xml:space="preserve">            i∈L_b</w:t>
-        <w:br/>
-        <w:t>CAIS_bat(b) = ─────────────────────────────────────── · 100 · form_avg(b)</w:t>
-        <w:br/>
-        <w:t xml:space="preserve">                          |L_b|</w:t>
+        <w:t xml:space="preserve">                   = cumsum(w) .shift(1) .fillna(0)    within (match_id, inning)</w:t>
       </w:r>
     </w:p>
     <w:p>
@@ -3006,89 +3937,7 @@
           <w:i w:val="0"/>
           <w:sz w:val="22"/>
         </w:rPr>
-        <w:t>In words: for each ball the batter has faced, multiply the runs scored by the phase-bat weight and the pressure index; sum over the whole career (or season); divide by total balls faced to put it on a per-ball basis; multiply by 100 to express it on a strike-rate scale; finally apply the batter's career-averaged form multiplier once at the end.</w:t>
-      </w:r>
-    </w:p>
-    <w:p>
-      <w:pPr>
-        <w:spacing w:after="120"/>
-      </w:pPr>
-      <w:r>
-        <w:rPr>
-          <w:b/>
-          <w:i w:val="0"/>
-          <w:sz w:val="22"/>
-        </w:rPr>
-        <w:t>Interpretation cues:</w:t>
-      </w:r>
-    </w:p>
-    <w:p>
-      <w:pPr>
-        <w:pStyle w:val="ListBullet"/>
-        <w:spacing w:after="60"/>
-      </w:pPr>
-      <w:r>
-        <w:t>CAIS &gt; raw SR ⇒ the batter performs disproportionately in hard phases or under pressure, or is chronically in form.</w:t>
-      </w:r>
-    </w:p>
-    <w:p>
-      <w:pPr>
-        <w:pStyle w:val="ListBullet"/>
-        <w:spacing w:after="60"/>
-      </w:pPr>
-      <w:r>
-        <w:t>CAIS &lt; raw SR ⇒ their scoring is concentrated in soft phases with low pressure, and/or they're often out of form.</w:t>
-      </w:r>
-    </w:p>
-    <w:p>
-      <w:pPr>
-        <w:pStyle w:val="ListBullet"/>
-        <w:spacing w:after="60"/>
-      </w:pPr>
-      <w:r>
-        <w:t>CAIS ≈ raw SR ⇒ context-neutral player whose raw numbers already reflect their value.</w:t>
-      </w:r>
-    </w:p>
-    <w:p>
-      <w:pPr>
-        <w:spacing w:after="120"/>
-      </w:pPr>
-      <w:r>
-        <w:rPr>
-          <w:b w:val="0"/>
-          <w:i w:val="0"/>
-          <w:sz w:val="22"/>
-        </w:rPr>
-        <w:t>Qualification: min_balls = 50 by default (20 for season-specific leaderboards). This suppresses noise from one-off performances.</w:t>
-      </w:r>
-    </w:p>
-    <w:p>
-      <w:pPr>
-        <w:pStyle w:val="Heading1"/>
-      </w:pPr>
-      <w:r>
-        <w:t>10.  Bowling CAIS — Full Formula</w:t>
-      </w:r>
-    </w:p>
-    <w:p>
-      <w:pPr>
-        <w:spacing w:after="120"/>
-      </w:pPr>
-      <w:r>
-        <w:rPr>
-          <w:b w:val="0"/>
-          <w:i w:val="0"/>
-          <w:sz w:val="22"/>
-        </w:rPr>
-        <w:t>For a bowler B with legal deliveries L_B they have bowled, we first define a per-ball score.</w:t>
-      </w:r>
-    </w:p>
-    <w:p>
-      <w:pPr>
-        <w:pStyle w:val="Heading2"/>
-      </w:pPr>
-      <w:r>
-        <w:t>10.1  Per-ball wicket value</w:t>
+        <w:t>On a wicket ball itself, this key equals the id of the partnership that will be broken by that same ball. Grouping by this key and cumulative-summing total_runs (then subtracting the current ball's runs) yields the size of the partnership as it stood immediately before the delivery:</w:t>
       </w:r>
     </w:p>
     <w:p>
@@ -3106,34 +3955,17 @@
           <w:color w:val="805000"/>
           <w:sz w:val="21"/>
         </w:rPr>
-        <w:t>wicket_value(i) = 30 · phase_role[role(B), phase(oᵢ)]</w:t>
+        <w:t>partnership_runs(i) = Σ  total_runs(j)    minus    total_runs(i)</w:t>
         <w:br/>
-        <w:t xml:space="preserve">                    · batter_tier(bᵢ)</w:t>
-        <w:br/>
-        <w:t xml:space="preserve">                    · form_mult(bᵢ, mᵢ)</w:t>
-        <w:br/>
-        <w:t xml:space="preserve">                    · pressure(i)</w:t>
+        <w:t xml:space="preserve">                     j in same partnership_key, j ≤ i</w:t>
       </w:r>
     </w:p>
     <w:p>
       <w:pPr>
-        <w:spacing w:after="120"/>
+        <w:pStyle w:val="Heading2"/>
       </w:pPr>
       <w:r>
-        <w:rPr>
-          <w:b w:val="0"/>
-          <w:i w:val="0"/>
-          <w:sz w:val="22"/>
-        </w:rPr>
-        <w:t>This value is 0 unless wᵢ = 1 (a wicket fell). The base of 30 calibrates one wicket to roughly one-quarter of a top-phase, elite-batter innings.</w:t>
-      </w:r>
-    </w:p>
-    <w:p>
-      <w:pPr>
-        <w:pStyle w:val="Heading2"/>
-      </w:pPr>
-      <w:r>
-        <w:t>10.2  Per-ball run cost</w:t>
+        <w:t>8.5.2  Mapping to a multiplier</w:t>
       </w:r>
     </w:p>
     <w:p>
@@ -3151,99 +3983,7 @@
           <w:color w:val="805000"/>
           <w:sz w:val="21"/>
         </w:rPr>
-        <w:t>run_cost(i) = Rᵢ · phase_bowl(oᵢ) · 0.5</w:t>
-      </w:r>
-    </w:p>
-    <w:p>
-      <w:pPr>
-        <w:spacing w:after="120"/>
-      </w:pPr>
-      <w:r>
-        <w:rPr>
-          <w:b w:val="0"/>
-          <w:i w:val="0"/>
-          <w:sz w:val="22"/>
-        </w:rPr>
-        <w:t>Every ball incurs a cost proportional to runs conceded (bat + extras), scaled by phase-bowl weight and halved. The 0.5 factor prevents raw run bleeding from dominating the metric relative to the wicket-reward side.</w:t>
-      </w:r>
-    </w:p>
-    <w:p>
-      <w:pPr>
-        <w:pStyle w:val="Heading2"/>
-      </w:pPr>
-      <w:r>
-        <w:t>10.3  Aggregation to CAIS</w:t>
-      </w:r>
-    </w:p>
-    <w:p>
-      <w:pPr>
-        <w:spacing w:before="120" w:after="120"/>
-        <w:ind w:left="340"/>
-        <w:shd w:val="clear" w:color="auto" w:fill="F3F1EC"/>
-        <w:pBdr>
-          <w:left w:val="single" w:sz="18" w:space="6" w:color="B47A00"/>
-        </w:pBdr>
-      </w:pPr>
-      <w:r>
-        <w:rPr>
-          <w:rFonts w:ascii="Consolas" w:hAnsi="Consolas"/>
-          <w:color w:val="805000"/>
-          <w:sz w:val="21"/>
-        </w:rPr>
-        <w:t xml:space="preserve">             Σ  ( wᵢ · wicket_value(i) − run_cost(i) )</w:t>
-        <w:br/>
-        <w:t xml:space="preserve">            i∈L_B</w:t>
-        <w:br/>
-        <w:t>CAIS_bowl(B) = ───────────────────────────────────────</w:t>
-        <w:br/>
-        <w:t xml:space="preserve">                        overs(B)</w:t>
-      </w:r>
-    </w:p>
-    <w:p>
-      <w:pPr>
-        <w:spacing w:after="120"/>
-      </w:pPr>
-      <w:r>
-        <w:rPr>
-          <w:b w:val="0"/>
-          <w:i w:val="0"/>
-          <w:sz w:val="22"/>
-        </w:rPr>
-        <w:t>where overs(B) = |L_B| / 6. The result is a CAIS-per-over figure — higher is better. Positive CAIS means on average the bowler delivers more wicket value than run cost per over; negative means they're leaking more than they take.</w:t>
-      </w:r>
-    </w:p>
-    <w:p>
-      <w:pPr>
-        <w:spacing w:after="120"/>
-      </w:pPr>
-      <w:r>
-        <w:rPr>
-          <w:b w:val="0"/>
-          <w:i w:val="0"/>
-          <w:sz w:val="22"/>
-        </w:rPr>
-        <w:t>Qualification: min_balls = 30 by default (12 for season-specific leaderboards, i.e. two overs minimum).</w:t>
-      </w:r>
-    </w:p>
-    <w:p>
-      <w:pPr>
-        <w:pStyle w:val="Heading1"/>
-      </w:pPr>
-      <w:r>
-        <w:t>11.  Worked Example — a single wicket ball</w:t>
-      </w:r>
-    </w:p>
-    <w:p>
-      <w:pPr>
-        <w:spacing w:after="120"/>
-      </w:pPr>
-      <w:r>
-        <w:rPr>
-          <w:b w:val="0"/>
-          <w:i w:val="0"/>
-          <w:sz w:val="22"/>
-        </w:rPr>
-        <w:t>Scenario: a fast bowler (pace) dismisses an elite batter in the 4th over of a game where the batting side is 1-down. The elite batter is in great form — rolling 3-innings average of 70 runs vs a league mean of 35 (ratio = 2.0).</w:t>
+        <w:t>partnership_mult(i) = clip( 1 + (partnership_runs(i) − 20) · 0.012,  1.00,  1.60 )</w:t>
       </w:r>
     </w:p>
     <w:tbl>
@@ -3261,7 +4001,1211 @@
       <w:tr>
         <w:tc>
           <w:tcPr>
+            <w:tcW w:type="dxa" w:w="3118"/>
+            <w:shd w:val="clear" w:color="auto" w:fill="B47A00"/>
+          </w:tcPr>
+          <w:p>
+            <w:r/>
+            <w:r>
+              <w:rPr>
+                <w:b/>
+                <w:color w:val="FFFFFF"/>
+                <w:sz w:val="21"/>
+              </w:rPr>
+              <w:t>Partnership size (runs)</w:t>
+            </w:r>
+          </w:p>
+        </w:tc>
+        <w:tc>
+          <w:tcPr>
+            <w:tcW w:type="dxa" w:w="2551"/>
+            <w:shd w:val="clear" w:color="auto" w:fill="B47A00"/>
+          </w:tcPr>
+          <w:p>
+            <w:r/>
+            <w:r>
+              <w:rPr>
+                <w:b/>
+                <w:color w:val="FFFFFF"/>
+                <w:sz w:val="21"/>
+              </w:rPr>
+              <w:t>Raw 1 + (x − 20)·0.012</w:t>
+            </w:r>
+          </w:p>
+        </w:tc>
+        <w:tc>
+          <w:tcPr>
             <w:tcW w:type="dxa" w:w="2268"/>
+            <w:shd w:val="clear" w:color="auto" w:fill="B47A00"/>
+          </w:tcPr>
+          <w:p>
+            <w:r/>
+            <w:r>
+              <w:rPr>
+                <w:b/>
+                <w:color w:val="FFFFFF"/>
+                <w:sz w:val="21"/>
+              </w:rPr>
+              <w:t>After clip</w:t>
+            </w:r>
+          </w:p>
+        </w:tc>
+      </w:tr>
+      <w:tr>
+        <w:tc>
+          <w:tcPr>
+            <w:tcW w:type="dxa" w:w="3118"/>
+          </w:tcPr>
+          <w:p>
+            <w:r/>
+            <w:r>
+              <w:rPr>
+                <w:sz w:val="21"/>
+              </w:rPr>
+              <w:t>10 (just started)</w:t>
+            </w:r>
+          </w:p>
+        </w:tc>
+        <w:tc>
+          <w:tcPr>
+            <w:tcW w:type="dxa" w:w="2551"/>
+          </w:tcPr>
+          <w:p>
+            <w:r/>
+            <w:r>
+              <w:rPr>
+                <w:sz w:val="21"/>
+              </w:rPr>
+              <w:t>0.88</w:t>
+            </w:r>
+          </w:p>
+        </w:tc>
+        <w:tc>
+          <w:tcPr>
+            <w:tcW w:type="dxa" w:w="2268"/>
+          </w:tcPr>
+          <w:p>
+            <w:r/>
+            <w:r>
+              <w:rPr>
+                <w:sz w:val="21"/>
+              </w:rPr>
+              <w:t>1.00</w:t>
+            </w:r>
+          </w:p>
+        </w:tc>
+      </w:tr>
+      <w:tr>
+        <w:tc>
+          <w:tcPr>
+            <w:tcW w:type="dxa" w:w="3118"/>
+          </w:tcPr>
+          <w:p>
+            <w:r/>
+            <w:r>
+              <w:rPr>
+                <w:sz w:val="21"/>
+              </w:rPr>
+              <w:t>20 (neutral point)</w:t>
+            </w:r>
+          </w:p>
+        </w:tc>
+        <w:tc>
+          <w:tcPr>
+            <w:tcW w:type="dxa" w:w="2551"/>
+          </w:tcPr>
+          <w:p>
+            <w:r/>
+            <w:r>
+              <w:rPr>
+                <w:sz w:val="21"/>
+              </w:rPr>
+              <w:t>1.00</w:t>
+            </w:r>
+          </w:p>
+        </w:tc>
+        <w:tc>
+          <w:tcPr>
+            <w:tcW w:type="dxa" w:w="2268"/>
+          </w:tcPr>
+          <w:p>
+            <w:r/>
+            <w:r>
+              <w:rPr>
+                <w:sz w:val="21"/>
+              </w:rPr>
+              <w:t>1.00</w:t>
+            </w:r>
+          </w:p>
+        </w:tc>
+      </w:tr>
+      <w:tr>
+        <w:tc>
+          <w:tcPr>
+            <w:tcW w:type="dxa" w:w="3118"/>
+          </w:tcPr>
+          <w:p>
+            <w:r/>
+            <w:r>
+              <w:rPr>
+                <w:sz w:val="21"/>
+              </w:rPr>
+              <w:t>30</w:t>
+            </w:r>
+          </w:p>
+        </w:tc>
+        <w:tc>
+          <w:tcPr>
+            <w:tcW w:type="dxa" w:w="2551"/>
+          </w:tcPr>
+          <w:p>
+            <w:r/>
+            <w:r>
+              <w:rPr>
+                <w:sz w:val="21"/>
+              </w:rPr>
+              <w:t>1.12</w:t>
+            </w:r>
+          </w:p>
+        </w:tc>
+        <w:tc>
+          <w:tcPr>
+            <w:tcW w:type="dxa" w:w="2268"/>
+          </w:tcPr>
+          <w:p>
+            <w:r/>
+            <w:r>
+              <w:rPr>
+                <w:sz w:val="21"/>
+              </w:rPr>
+              <w:t>1.12</w:t>
+            </w:r>
+          </w:p>
+        </w:tc>
+      </w:tr>
+      <w:tr>
+        <w:tc>
+          <w:tcPr>
+            <w:tcW w:type="dxa" w:w="3118"/>
+          </w:tcPr>
+          <w:p>
+            <w:r/>
+            <w:r>
+              <w:rPr>
+                <w:sz w:val="21"/>
+              </w:rPr>
+              <w:t>50 (meaningful)</w:t>
+            </w:r>
+          </w:p>
+        </w:tc>
+        <w:tc>
+          <w:tcPr>
+            <w:tcW w:type="dxa" w:w="2551"/>
+          </w:tcPr>
+          <w:p>
+            <w:r/>
+            <w:r>
+              <w:rPr>
+                <w:sz w:val="21"/>
+              </w:rPr>
+              <w:t>1.36</w:t>
+            </w:r>
+          </w:p>
+        </w:tc>
+        <w:tc>
+          <w:tcPr>
+            <w:tcW w:type="dxa" w:w="2268"/>
+          </w:tcPr>
+          <w:p>
+            <w:r/>
+            <w:r>
+              <w:rPr>
+                <w:sz w:val="21"/>
+              </w:rPr>
+              <w:t>1.36</w:t>
+            </w:r>
+          </w:p>
+        </w:tc>
+      </w:tr>
+      <w:tr>
+        <w:tc>
+          <w:tcPr>
+            <w:tcW w:type="dxa" w:w="3118"/>
+          </w:tcPr>
+          <w:p>
+            <w:r/>
+            <w:r>
+              <w:rPr>
+                <w:sz w:val="21"/>
+              </w:rPr>
+              <w:t>70 (big stand)</w:t>
+            </w:r>
+          </w:p>
+        </w:tc>
+        <w:tc>
+          <w:tcPr>
+            <w:tcW w:type="dxa" w:w="2551"/>
+          </w:tcPr>
+          <w:p>
+            <w:r/>
+            <w:r>
+              <w:rPr>
+                <w:sz w:val="21"/>
+              </w:rPr>
+              <w:t>1.60</w:t>
+            </w:r>
+          </w:p>
+        </w:tc>
+        <w:tc>
+          <w:tcPr>
+            <w:tcW w:type="dxa" w:w="2268"/>
+          </w:tcPr>
+          <w:p>
+            <w:r/>
+            <w:r>
+              <w:rPr>
+                <w:sz w:val="21"/>
+              </w:rPr>
+              <w:t>1.60</w:t>
+            </w:r>
+          </w:p>
+        </w:tc>
+      </w:tr>
+      <w:tr>
+        <w:tc>
+          <w:tcPr>
+            <w:tcW w:type="dxa" w:w="3118"/>
+          </w:tcPr>
+          <w:p>
+            <w:r/>
+            <w:r>
+              <w:rPr>
+                <w:sz w:val="21"/>
+              </w:rPr>
+              <w:t>100 (massive)</w:t>
+            </w:r>
+          </w:p>
+        </w:tc>
+        <w:tc>
+          <w:tcPr>
+            <w:tcW w:type="dxa" w:w="2551"/>
+          </w:tcPr>
+          <w:p>
+            <w:r/>
+            <w:r>
+              <w:rPr>
+                <w:sz w:val="21"/>
+              </w:rPr>
+              <w:t>1.96</w:t>
+            </w:r>
+          </w:p>
+        </w:tc>
+        <w:tc>
+          <w:tcPr>
+            <w:tcW w:type="dxa" w:w="2268"/>
+          </w:tcPr>
+          <w:p>
+            <w:r/>
+            <w:r>
+              <w:rPr>
+                <w:sz w:val="21"/>
+              </w:rPr>
+              <w:t>1.60</w:t>
+            </w:r>
+          </w:p>
+        </w:tc>
+      </w:tr>
+    </w:tbl>
+    <w:p/>
+    <w:p>
+      <w:pPr>
+        <w:spacing w:after="120"/>
+      </w:pPr>
+      <w:r>
+        <w:rPr>
+          <w:b/>
+          <w:i w:val="0"/>
+          <w:sz w:val="22"/>
+        </w:rPr>
+        <w:t>Design notes:</w:t>
+      </w:r>
+    </w:p>
+    <w:p>
+      <w:pPr>
+        <w:pStyle w:val="ListBullet"/>
+        <w:spacing w:after="60"/>
+      </w:pPr>
+      <w:r>
+        <w:t>Neutral point at 20 runs — below this, the partnership is still being built and the wicket isn't particularly "crucial". The multiplier stays at 1.0.</w:t>
+      </w:r>
+    </w:p>
+    <w:p>
+      <w:pPr>
+        <w:pStyle w:val="ListBullet"/>
+        <w:spacing w:after="60"/>
+      </w:pPr>
+      <w:r>
+        <w:t>Linear slope of 0.012 per extra run — each 10 runs in the partnership adds 0.12 to the multiplier. A 50-run stand → 1.36×.</w:t>
+      </w:r>
+    </w:p>
+    <w:p>
+      <w:pPr>
+        <w:pStyle w:val="ListBullet"/>
+        <w:spacing w:after="60"/>
+      </w:pPr>
+      <w:r>
+        <w:t>Ceiling of 1.60 keeps the bonus bounded even for century partnerships, to stop one freak event from swinging the leaderboard.</w:t>
+      </w:r>
+    </w:p>
+    <w:p>
+      <w:pPr>
+        <w:pStyle w:val="ListBullet"/>
+        <w:spacing w:after="60"/>
+      </w:pPr>
+      <w:r>
+        <w:t>The multiplier is applied to wicket_value, so it has no effect on balls where no wicket fell.</w:t>
+      </w:r>
+    </w:p>
+    <w:p>
+      <w:pPr>
+        <w:pStyle w:val="Heading1"/>
+      </w:pPr>
+      <w:r>
+        <w:t>8.6  Early-Wicket Multiplier</w:t>
+      </w:r>
+    </w:p>
+    <w:p>
+      <w:pPr>
+        <w:spacing w:after="120"/>
+      </w:pPr>
+      <w:r>
+        <w:rPr>
+          <w:b w:val="0"/>
+          <w:i w:val="0"/>
+          <w:sz w:val="22"/>
+        </w:rPr>
+        <w:t>A bowler who dismisses an opener in the first over of a T20 innings has created outsized value — they expose a new batter to a fresh ball immediately, disrupt the opposition's batting plan, and shift win probability by several points. v2 encodes this with a small dedicated multiplier.</w:t>
+      </w:r>
+    </w:p>
+    <w:p>
+      <w:pPr>
+        <w:pStyle w:val="Heading2"/>
+      </w:pPr>
+      <w:r>
+        <w:t>8.6.1  Definition</w:t>
+      </w:r>
+    </w:p>
+    <w:p>
+      <w:pPr>
+        <w:spacing w:after="120"/>
+      </w:pPr>
+      <w:r>
+        <w:rPr>
+          <w:b w:val="0"/>
+          <w:i w:val="0"/>
+          <w:sz w:val="22"/>
+        </w:rPr>
+        <w:t>This multiplier applies ONLY to the FIRST wicket of an innings (identified via partnership_key == 0 on the wicket ball itself), and only if it falls early:</w:t>
+      </w:r>
+    </w:p>
+    <w:tbl>
+      <w:tblPr>
+        <w:tblStyle w:val="LightGrid-Accent1"/>
+        <w:tblW w:type="auto" w:w="0"/>
+        <w:tblLayout w:type="fixed"/>
+        <w:tblLook w:firstColumn="1" w:firstRow="1" w:lastColumn="0" w:lastRow="0" w:noHBand="0" w:noVBand="1" w:val="04A0"/>
+      </w:tblPr>
+      <w:tblGrid>
+        <w:gridCol w:w="3249"/>
+        <w:gridCol w:w="3249"/>
+        <w:gridCol w:w="3249"/>
+      </w:tblGrid>
+      <w:tr>
+        <w:tc>
+          <w:tcPr>
+            <w:tcW w:type="dxa" w:w="3685"/>
+            <w:shd w:val="clear" w:color="auto" w:fill="B47A00"/>
+          </w:tcPr>
+          <w:p>
+            <w:r/>
+            <w:r>
+              <w:rPr>
+                <w:b/>
+                <w:color w:val="FFFFFF"/>
+                <w:sz w:val="21"/>
+              </w:rPr>
+              <w:t>Condition</w:t>
+            </w:r>
+          </w:p>
+        </w:tc>
+        <w:tc>
+          <w:tcPr>
+            <w:tcW w:type="dxa" w:w="1984"/>
+            <w:shd w:val="clear" w:color="auto" w:fill="B47A00"/>
+          </w:tcPr>
+          <w:p>
+            <w:r/>
+            <w:r>
+              <w:rPr>
+                <w:b/>
+                <w:color w:val="FFFFFF"/>
+                <w:sz w:val="21"/>
+              </w:rPr>
+              <w:t>balls_in_innings</w:t>
+            </w:r>
+          </w:p>
+        </w:tc>
+        <w:tc>
+          <w:tcPr>
+            <w:tcW w:type="dxa" w:w="1984"/>
+            <w:shd w:val="clear" w:color="auto" w:fill="B47A00"/>
+          </w:tcPr>
+          <w:p>
+            <w:r/>
+            <w:r>
+              <w:rPr>
+                <w:b/>
+                <w:color w:val="FFFFFF"/>
+                <w:sz w:val="21"/>
+              </w:rPr>
+              <w:t>early_wicket_mult</w:t>
+            </w:r>
+          </w:p>
+        </w:tc>
+      </w:tr>
+      <w:tr>
+        <w:tc>
+          <w:tcPr>
+            <w:tcW w:type="dxa" w:w="3685"/>
+          </w:tcPr>
+          <w:p>
+            <w:r/>
+            <w:r>
+              <w:rPr>
+                <w:sz w:val="21"/>
+              </w:rPr>
+              <w:t>First wicket in the first over</w:t>
+            </w:r>
+          </w:p>
+        </w:tc>
+        <w:tc>
+          <w:tcPr>
+            <w:tcW w:type="dxa" w:w="1984"/>
+          </w:tcPr>
+          <w:p>
+            <w:r/>
+            <w:r>
+              <w:rPr>
+                <w:sz w:val="21"/>
+              </w:rPr>
+              <w:t>1–6</w:t>
+            </w:r>
+          </w:p>
+        </w:tc>
+        <w:tc>
+          <w:tcPr>
+            <w:tcW w:type="dxa" w:w="1984"/>
+          </w:tcPr>
+          <w:p>
+            <w:r/>
+            <w:r>
+              <w:rPr>
+                <w:sz w:val="21"/>
+              </w:rPr>
+              <w:t>1.35</w:t>
+            </w:r>
+          </w:p>
+        </w:tc>
+      </w:tr>
+      <w:tr>
+        <w:tc>
+          <w:tcPr>
+            <w:tcW w:type="dxa" w:w="3685"/>
+          </w:tcPr>
+          <w:p>
+            <w:r/>
+            <w:r>
+              <w:rPr>
+                <w:sz w:val="21"/>
+              </w:rPr>
+              <w:t>First wicket in overs 2–3</w:t>
+            </w:r>
+          </w:p>
+        </w:tc>
+        <w:tc>
+          <w:tcPr>
+            <w:tcW w:type="dxa" w:w="1984"/>
+          </w:tcPr>
+          <w:p>
+            <w:r/>
+            <w:r>
+              <w:rPr>
+                <w:sz w:val="21"/>
+              </w:rPr>
+              <w:t>7–18</w:t>
+            </w:r>
+          </w:p>
+        </w:tc>
+        <w:tc>
+          <w:tcPr>
+            <w:tcW w:type="dxa" w:w="1984"/>
+          </w:tcPr>
+          <w:p>
+            <w:r/>
+            <w:r>
+              <w:rPr>
+                <w:sz w:val="21"/>
+              </w:rPr>
+              <w:t>1.15</w:t>
+            </w:r>
+          </w:p>
+        </w:tc>
+      </w:tr>
+      <w:tr>
+        <w:tc>
+          <w:tcPr>
+            <w:tcW w:type="dxa" w:w="3685"/>
+          </w:tcPr>
+          <w:p>
+            <w:r/>
+            <w:r>
+              <w:rPr>
+                <w:sz w:val="21"/>
+              </w:rPr>
+              <w:t>Any other wicket</w:t>
+            </w:r>
+          </w:p>
+        </w:tc>
+        <w:tc>
+          <w:tcPr>
+            <w:tcW w:type="dxa" w:w="1984"/>
+          </w:tcPr>
+          <w:p>
+            <w:r/>
+            <w:r>
+              <w:rPr>
+                <w:sz w:val="21"/>
+              </w:rPr>
+              <w:t>n/a</w:t>
+            </w:r>
+          </w:p>
+        </w:tc>
+        <w:tc>
+          <w:tcPr>
+            <w:tcW w:type="dxa" w:w="1984"/>
+          </w:tcPr>
+          <w:p>
+            <w:r/>
+            <w:r>
+              <w:rPr>
+                <w:sz w:val="21"/>
+              </w:rPr>
+              <w:t>1.00</w:t>
+            </w:r>
+          </w:p>
+        </w:tc>
+      </w:tr>
+    </w:tbl>
+    <w:p/>
+    <w:p>
+      <w:pPr>
+        <w:spacing w:after="120"/>
+      </w:pPr>
+      <w:r>
+        <w:rPr>
+          <w:b w:val="0"/>
+          <w:i w:val="0"/>
+          <w:sz w:val="22"/>
+        </w:rPr>
+        <w:t>balls_in_innings is the 1-indexed ball counter within the innings, computed as (over − 1) · 6 + ball.</w:t>
+      </w:r>
+    </w:p>
+    <w:p>
+      <w:pPr>
+        <w:pStyle w:val="Heading2"/>
+      </w:pPr>
+      <w:r>
+        <w:t>8.6.2  Interaction with other factors</w:t>
+      </w:r>
+    </w:p>
+    <w:p>
+      <w:pPr>
+        <w:spacing w:after="120"/>
+      </w:pPr>
+      <w:r>
+        <w:rPr>
+          <w:b w:val="0"/>
+          <w:i w:val="0"/>
+          <w:sz w:val="22"/>
+        </w:rPr>
+        <w:t>The early-wicket multiplier stacks with partnership_mult, phase×role, batter tier, form, and pressure. Because the partnership size at the moment of a very early wicket is tiny (&lt;10 runs), partnership_mult will itself be 1.0 on such balls — so the early multiplier is what meaningfully rewards them. Conversely, a dismissal that is both the first wicket AND breaks a long opening stand (e.g. 50 runs in 5 overs) lights up multiple bonuses simultaneously, which is correct behaviour.</w:t>
+      </w:r>
+    </w:p>
+    <w:p>
+      <w:pPr>
+        <w:pStyle w:val="Heading1"/>
+      </w:pPr>
+      <w:r>
+        <w:t>9.  Batting CAIS — Full Formula</w:t>
+      </w:r>
+    </w:p>
+    <w:p>
+      <w:pPr>
+        <w:spacing w:after="120"/>
+      </w:pPr>
+      <w:r>
+        <w:rPr>
+          <w:b w:val="0"/>
+          <w:i w:val="0"/>
+          <w:sz w:val="22"/>
+        </w:rPr>
+        <w:t>For a batter b with the set of legal deliveries L_b they have faced:</w:t>
+      </w:r>
+    </w:p>
+    <w:p>
+      <w:pPr>
+        <w:spacing w:before="120" w:after="120"/>
+        <w:ind w:left="340"/>
+        <w:shd w:val="clear" w:color="auto" w:fill="F3F1EC"/>
+        <w:pBdr>
+          <w:left w:val="single" w:sz="18" w:space="6" w:color="B47A00"/>
+        </w:pBdr>
+      </w:pPr>
+      <w:r>
+        <w:rPr>
+          <w:rFonts w:ascii="Consolas" w:hAnsi="Consolas"/>
+          <w:color w:val="805000"/>
+          <w:sz w:val="21"/>
+        </w:rPr>
+        <w:t xml:space="preserve">             Σ  ( rᵢ · phase_bat(oᵢ) · pressure(i) )</w:t>
+        <w:br/>
+        <w:t xml:space="preserve">            i∈L_b</w:t>
+        <w:br/>
+        <w:t>CAIS_bat(b) = ─────────────────────────────────────── · 100 · form_avg(b)</w:t>
+        <w:br/>
+        <w:t xml:space="preserve">                          |L_b|</w:t>
+      </w:r>
+    </w:p>
+    <w:p>
+      <w:pPr>
+        <w:spacing w:after="120"/>
+      </w:pPr>
+      <w:r>
+        <w:rPr>
+          <w:b w:val="0"/>
+          <w:i w:val="0"/>
+          <w:sz w:val="22"/>
+        </w:rPr>
+        <w:t>In words: for each ball the batter has faced, multiply the runs scored by the phase-bat weight and the pressure index; sum over the whole career (or season); divide by total balls faced to put it on a per-ball basis; multiply by 100 to express it on a strike-rate scale; finally apply the batter's career-averaged form multiplier once at the end.</w:t>
+      </w:r>
+    </w:p>
+    <w:p>
+      <w:pPr>
+        <w:spacing w:after="120"/>
+      </w:pPr>
+      <w:r>
+        <w:rPr>
+          <w:b/>
+          <w:i w:val="0"/>
+          <w:sz w:val="22"/>
+        </w:rPr>
+        <w:t>Interpretation cues:</w:t>
+      </w:r>
+    </w:p>
+    <w:p>
+      <w:pPr>
+        <w:pStyle w:val="ListBullet"/>
+        <w:spacing w:after="60"/>
+      </w:pPr>
+      <w:r>
+        <w:t>CAIS &gt; raw SR ⇒ the batter performs disproportionately in hard phases or under pressure, or is chronically in form.</w:t>
+      </w:r>
+    </w:p>
+    <w:p>
+      <w:pPr>
+        <w:pStyle w:val="ListBullet"/>
+        <w:spacing w:after="60"/>
+      </w:pPr>
+      <w:r>
+        <w:t>CAIS &lt; raw SR ⇒ their scoring is concentrated in soft phases with low pressure, and/or they're often out of form.</w:t>
+      </w:r>
+    </w:p>
+    <w:p>
+      <w:pPr>
+        <w:pStyle w:val="ListBullet"/>
+        <w:spacing w:after="60"/>
+      </w:pPr>
+      <w:r>
+        <w:t>CAIS ≈ raw SR ⇒ context-neutral player whose raw numbers already reflect their value.</w:t>
+      </w:r>
+    </w:p>
+    <w:p>
+      <w:pPr>
+        <w:spacing w:after="120"/>
+      </w:pPr>
+      <w:r>
+        <w:rPr>
+          <w:b w:val="0"/>
+          <w:i w:val="0"/>
+          <w:sz w:val="22"/>
+        </w:rPr>
+        <w:t>Qualification: min_balls = 50 by default (20 for season-specific leaderboards). This suppresses noise from one-off performances.</w:t>
+      </w:r>
+    </w:p>
+    <w:p>
+      <w:pPr>
+        <w:pStyle w:val="Heading1"/>
+      </w:pPr>
+      <w:r>
+        <w:t>10.  Bowling CAIS — Full Formula</w:t>
+      </w:r>
+    </w:p>
+    <w:p>
+      <w:pPr>
+        <w:spacing w:after="120"/>
+      </w:pPr>
+      <w:r>
+        <w:rPr>
+          <w:b w:val="0"/>
+          <w:i w:val="0"/>
+          <w:sz w:val="22"/>
+        </w:rPr>
+        <w:t>For a bowler B with legal deliveries L_B they have bowled, we first define a per-ball score.</w:t>
+      </w:r>
+    </w:p>
+    <w:p>
+      <w:pPr>
+        <w:pStyle w:val="Heading2"/>
+      </w:pPr>
+      <w:r>
+        <w:t>10.1  Per-ball wicket value (v2 — seven factors)</w:t>
+      </w:r>
+    </w:p>
+    <w:p>
+      <w:pPr>
+        <w:spacing w:before="120" w:after="120"/>
+        <w:ind w:left="340"/>
+        <w:shd w:val="clear" w:color="auto" w:fill="F3F1EC"/>
+        <w:pBdr>
+          <w:left w:val="single" w:sz="18" w:space="6" w:color="B47A00"/>
+        </w:pBdr>
+      </w:pPr>
+      <w:r>
+        <w:rPr>
+          <w:rFonts w:ascii="Consolas" w:hAnsi="Consolas"/>
+          <w:color w:val="805000"/>
+          <w:sz w:val="21"/>
+        </w:rPr>
+        <w:t>wicket_value(i) = 30 · phase_role[role(B), phase(oᵢ)]</w:t>
+        <w:br/>
+        <w:t xml:space="preserve">                    · batter_tier(bᵢ)</w:t>
+        <w:br/>
+        <w:t xml:space="preserve">                    · form_mult(bᵢ, mᵢ)</w:t>
+        <w:br/>
+        <w:t xml:space="preserve">                    · pressure(i)             ← now combined wicket×chase</w:t>
+        <w:br/>
+        <w:t xml:space="preserve">                    · partnership_mult(i)      ← new in v2</w:t>
+        <w:br/>
+        <w:t xml:space="preserve">                    · early_wicket_mult(i)     ← new in v2</w:t>
+      </w:r>
+    </w:p>
+    <w:p>
+      <w:pPr>
+        <w:spacing w:after="120"/>
+      </w:pPr>
+      <w:r>
+        <w:rPr>
+          <w:b w:val="0"/>
+          <w:i w:val="0"/>
+          <w:sz w:val="22"/>
+        </w:rPr>
+        <w:t>This value is 0 unless wᵢ = 1 (a wicket fell). The base of 30 calibrates one wicket to roughly one-quarter of a top-phase, elite-batter innings. The seven multiplicative factors each sit in a bounded range, so the final wicket_value is bounded too:</w:t>
+      </w:r>
+    </w:p>
+    <w:tbl>
+      <w:tblPr>
+        <w:tblStyle w:val="LightGrid-Accent1"/>
+        <w:tblW w:type="auto" w:w="0"/>
+        <w:tblLayout w:type="fixed"/>
+        <w:tblLook w:firstColumn="1" w:firstRow="1" w:lastColumn="0" w:lastRow="0" w:noHBand="0" w:noVBand="1" w:val="04A0"/>
+      </w:tblPr>
+      <w:tblGrid>
+        <w:gridCol w:w="4873"/>
+        <w:gridCol w:w="4873"/>
+      </w:tblGrid>
+      <w:tr>
+        <w:tc>
+          <w:tcPr>
+            <w:tcW w:type="dxa" w:w="3402"/>
+            <w:shd w:val="clear" w:color="auto" w:fill="B47A00"/>
+          </w:tcPr>
+          <w:p>
+            <w:r/>
+            <w:r>
+              <w:rPr>
+                <w:b/>
+                <w:color w:val="FFFFFF"/>
+                <w:sz w:val="21"/>
+              </w:rPr>
+              <w:t>Factor</w:t>
+            </w:r>
+          </w:p>
+        </w:tc>
+        <w:tc>
+          <w:tcPr>
+            <w:tcW w:type="dxa" w:w="2268"/>
+            <w:shd w:val="clear" w:color="auto" w:fill="B47A00"/>
+          </w:tcPr>
+          <w:p>
+            <w:r/>
+            <w:r>
+              <w:rPr>
+                <w:b/>
+                <w:color w:val="FFFFFF"/>
+                <w:sz w:val="21"/>
+              </w:rPr>
+              <w:t>Range</w:t>
+            </w:r>
+          </w:p>
+        </w:tc>
+      </w:tr>
+      <w:tr>
+        <w:tc>
+          <w:tcPr>
+            <w:tcW w:type="dxa" w:w="3402"/>
+          </w:tcPr>
+          <w:p>
+            <w:r/>
+            <w:r>
+              <w:rPr>
+                <w:sz w:val="21"/>
+              </w:rPr>
+              <w:t>phase_role</w:t>
+            </w:r>
+          </w:p>
+        </w:tc>
+        <w:tc>
+          <w:tcPr>
+            <w:tcW w:type="dxa" w:w="2268"/>
+          </w:tcPr>
+          <w:p>
+            <w:r/>
+            <w:r>
+              <w:rPr>
+                <w:sz w:val="21"/>
+              </w:rPr>
+              <w:t>1.20 – 2.00</w:t>
+            </w:r>
+          </w:p>
+        </w:tc>
+      </w:tr>
+      <w:tr>
+        <w:tc>
+          <w:tcPr>
+            <w:tcW w:type="dxa" w:w="3402"/>
+          </w:tcPr>
+          <w:p>
+            <w:r/>
+            <w:r>
+              <w:rPr>
+                <w:sz w:val="21"/>
+              </w:rPr>
+              <w:t>batter_tier</w:t>
+            </w:r>
+          </w:p>
+        </w:tc>
+        <w:tc>
+          <w:tcPr>
+            <w:tcW w:type="dxa" w:w="2268"/>
+          </w:tcPr>
+          <w:p>
+            <w:r/>
+            <w:r>
+              <w:rPr>
+                <w:sz w:val="21"/>
+              </w:rPr>
+              <w:t>0.75 – 1.50</w:t>
+            </w:r>
+          </w:p>
+        </w:tc>
+      </w:tr>
+      <w:tr>
+        <w:tc>
+          <w:tcPr>
+            <w:tcW w:type="dxa" w:w="3402"/>
+          </w:tcPr>
+          <w:p>
+            <w:r/>
+            <w:r>
+              <w:rPr>
+                <w:sz w:val="21"/>
+              </w:rPr>
+              <w:t>form_mult</w:t>
+            </w:r>
+          </w:p>
+        </w:tc>
+        <w:tc>
+          <w:tcPr>
+            <w:tcW w:type="dxa" w:w="2268"/>
+          </w:tcPr>
+          <w:p>
+            <w:r/>
+            <w:r>
+              <w:rPr>
+                <w:sz w:val="21"/>
+              </w:rPr>
+              <w:t>1.00 – 1.45</w:t>
+            </w:r>
+          </w:p>
+        </w:tc>
+      </w:tr>
+      <w:tr>
+        <w:tc>
+          <w:tcPr>
+            <w:tcW w:type="dxa" w:w="3402"/>
+          </w:tcPr>
+          <w:p>
+            <w:r/>
+            <w:r>
+              <w:rPr>
+                <w:sz w:val="21"/>
+              </w:rPr>
+              <w:t>pressure (combined)</w:t>
+            </w:r>
+          </w:p>
+        </w:tc>
+        <w:tc>
+          <w:tcPr>
+            <w:tcW w:type="dxa" w:w="2268"/>
+          </w:tcPr>
+          <w:p>
+            <w:r/>
+            <w:r>
+              <w:rPr>
+                <w:sz w:val="21"/>
+              </w:rPr>
+              <w:t>1.00 – 1.50</w:t>
+            </w:r>
+          </w:p>
+        </w:tc>
+      </w:tr>
+      <w:tr>
+        <w:tc>
+          <w:tcPr>
+            <w:tcW w:type="dxa" w:w="3402"/>
+          </w:tcPr>
+          <w:p>
+            <w:r/>
+            <w:r>
+              <w:rPr>
+                <w:sz w:val="21"/>
+              </w:rPr>
+              <w:t>partnership_mult</w:t>
+            </w:r>
+          </w:p>
+        </w:tc>
+        <w:tc>
+          <w:tcPr>
+            <w:tcW w:type="dxa" w:w="2268"/>
+          </w:tcPr>
+          <w:p>
+            <w:r/>
+            <w:r>
+              <w:rPr>
+                <w:sz w:val="21"/>
+              </w:rPr>
+              <w:t>1.00 – 1.60</w:t>
+            </w:r>
+          </w:p>
+        </w:tc>
+      </w:tr>
+      <w:tr>
+        <w:tc>
+          <w:tcPr>
+            <w:tcW w:type="dxa" w:w="3402"/>
+          </w:tcPr>
+          <w:p>
+            <w:r/>
+            <w:r>
+              <w:rPr>
+                <w:sz w:val="21"/>
+              </w:rPr>
+              <w:t>early_wicket_mult</w:t>
+            </w:r>
+          </w:p>
+        </w:tc>
+        <w:tc>
+          <w:tcPr>
+            <w:tcW w:type="dxa" w:w="2268"/>
+          </w:tcPr>
+          <w:p>
+            <w:r/>
+            <w:r>
+              <w:rPr>
+                <w:sz w:val="21"/>
+              </w:rPr>
+              <w:t>1.00 – 1.35</w:t>
+            </w:r>
+          </w:p>
+        </w:tc>
+      </w:tr>
+    </w:tbl>
+    <w:p/>
+    <w:p>
+      <w:pPr>
+        <w:spacing w:after="120"/>
+      </w:pPr>
+      <w:r>
+        <w:rPr>
+          <w:b w:val="0"/>
+          <w:i w:val="0"/>
+          <w:sz w:val="22"/>
+        </w:rPr>
+        <w:t>Theoretical maximum wicket_value ≈ 30 · 2.00 · 1.50 · 1.45 · 1.50 · 1.60 · 1.35 ≈ 423 — a unicorn ball (pace, powerplay, elite in-form batter dismissed during a big chase collapse after a long partnership, as the first wicket of the innings). Theoretical minimum for a wicket ball ≈ 30 · 1.20 · 0.75 · 1.00 · 1.00 · 1.00 · 1.00 = 27.</w:t>
+      </w:r>
+    </w:p>
+    <w:p>
+      <w:pPr>
+        <w:pStyle w:val="Heading2"/>
+      </w:pPr>
+      <w:r>
+        <w:t>10.2  Per-ball run cost</w:t>
+      </w:r>
+    </w:p>
+    <w:p>
+      <w:pPr>
+        <w:spacing w:before="120" w:after="120"/>
+        <w:ind w:left="340"/>
+        <w:shd w:val="clear" w:color="auto" w:fill="F3F1EC"/>
+        <w:pBdr>
+          <w:left w:val="single" w:sz="18" w:space="6" w:color="B47A00"/>
+        </w:pBdr>
+      </w:pPr>
+      <w:r>
+        <w:rPr>
+          <w:rFonts w:ascii="Consolas" w:hAnsi="Consolas"/>
+          <w:color w:val="805000"/>
+          <w:sz w:val="21"/>
+        </w:rPr>
+        <w:t>run_cost(i) = Rᵢ · phase_bowl(oᵢ) · 0.5</w:t>
+      </w:r>
+    </w:p>
+    <w:p>
+      <w:pPr>
+        <w:spacing w:after="120"/>
+      </w:pPr>
+      <w:r>
+        <w:rPr>
+          <w:b w:val="0"/>
+          <w:i w:val="0"/>
+          <w:sz w:val="22"/>
+        </w:rPr>
+        <w:t>Every ball incurs a cost proportional to runs conceded (bat + extras), scaled by phase-bowl weight and halved. The 0.5 factor prevents raw run bleeding from dominating the metric relative to the wicket-reward side.</w:t>
+      </w:r>
+    </w:p>
+    <w:p>
+      <w:pPr>
+        <w:pStyle w:val="Heading2"/>
+      </w:pPr>
+      <w:r>
+        <w:t>10.3  Aggregation to CAIS</w:t>
+      </w:r>
+    </w:p>
+    <w:p>
+      <w:pPr>
+        <w:spacing w:before="120" w:after="120"/>
+        <w:ind w:left="340"/>
+        <w:shd w:val="clear" w:color="auto" w:fill="F3F1EC"/>
+        <w:pBdr>
+          <w:left w:val="single" w:sz="18" w:space="6" w:color="B47A00"/>
+        </w:pBdr>
+      </w:pPr>
+      <w:r>
+        <w:rPr>
+          <w:rFonts w:ascii="Consolas" w:hAnsi="Consolas"/>
+          <w:color w:val="805000"/>
+          <w:sz w:val="21"/>
+        </w:rPr>
+        <w:t xml:space="preserve">             Σ  ( wᵢ · wicket_value(i) − run_cost(i) )</w:t>
+        <w:br/>
+        <w:t xml:space="preserve">            i∈L_B</w:t>
+        <w:br/>
+        <w:t>CAIS_bowl(B) = ───────────────────────────────────────</w:t>
+        <w:br/>
+        <w:t xml:space="preserve">                        overs(B)</w:t>
+      </w:r>
+    </w:p>
+    <w:p>
+      <w:pPr>
+        <w:spacing w:after="120"/>
+      </w:pPr>
+      <w:r>
+        <w:rPr>
+          <w:b w:val="0"/>
+          <w:i w:val="0"/>
+          <w:sz w:val="22"/>
+        </w:rPr>
+        <w:t>where overs(B) = |L_B| / 6. The result is a CAIS-per-over figure — higher is better. Positive CAIS means on average the bowler delivers more wicket value than run cost per over; negative means they're leaking more than they take.</w:t>
+      </w:r>
+    </w:p>
+    <w:p>
+      <w:pPr>
+        <w:spacing w:after="120"/>
+      </w:pPr>
+      <w:r>
+        <w:rPr>
+          <w:b w:val="0"/>
+          <w:i w:val="0"/>
+          <w:sz w:val="22"/>
+        </w:rPr>
+        <w:t>Qualification: min_balls = 30 by default (12 for season-specific leaderboards, i.e. two overs minimum).</w:t>
+      </w:r>
+    </w:p>
+    <w:p>
+      <w:pPr>
+        <w:pStyle w:val="Heading1"/>
+      </w:pPr>
+      <w:r>
+        <w:t>11.  Worked Examples — single wicket balls</w:t>
+      </w:r>
+    </w:p>
+    <w:p>
+      <w:pPr>
+        <w:pStyle w:val="Heading2"/>
+      </w:pPr>
+      <w:r>
+        <w:t>11.1  Huge-impact wicket</w:t>
+      </w:r>
+    </w:p>
+    <w:p>
+      <w:pPr>
+        <w:spacing w:after="120"/>
+      </w:pPr>
+      <w:r>
+        <w:rPr>
+          <w:b w:val="0"/>
+          <w:i w:val="0"/>
+          <w:sz w:val="22"/>
+        </w:rPr>
+        <w:t>Scenario: a pace bowler dismisses an elite in-form opener (partnership so far: 52 runs) in the 3rd over of a 2nd-innings chase where the RRR has already climbed to 12.0 because of a scratchy start.</w:t>
+      </w:r>
+    </w:p>
+    <w:tbl>
+      <w:tblPr>
+        <w:tblStyle w:val="LightGrid-Accent1"/>
+        <w:tblW w:type="auto" w:w="0"/>
+        <w:tblLayout w:type="fixed"/>
+        <w:tblLook w:firstColumn="1" w:firstRow="1" w:lastColumn="0" w:lastRow="0" w:noHBand="0" w:noVBand="1" w:val="04A0"/>
+      </w:tblPr>
+      <w:tblGrid>
+        <w:gridCol w:w="3249"/>
+        <w:gridCol w:w="3249"/>
+        <w:gridCol w:w="3249"/>
+      </w:tblGrid>
+      <w:tr>
+        <w:tc>
+          <w:tcPr>
+            <w:tcW w:type="dxa" w:w="2835"/>
             <w:shd w:val="clear" w:color="auto" w:fill="B47A00"/>
           </w:tcPr>
           <w:p>
@@ -3289,13 +5233,13 @@
                 <w:color w:val="FFFFFF"/>
                 <w:sz w:val="21"/>
               </w:rPr>
-              <w:t>Lookup</w:t>
+              <w:t>Derivation</w:t>
             </w:r>
           </w:p>
         </w:tc>
         <w:tc>
           <w:tcPr>
-            <w:tcW w:type="dxa" w:w="1701"/>
+            <w:tcW w:type="dxa" w:w="1417"/>
             <w:shd w:val="clear" w:color="auto" w:fill="B47A00"/>
           </w:tcPr>
           <w:p>
@@ -3314,7 +5258,7 @@
       <w:tr>
         <w:tc>
           <w:tcPr>
-            <w:tcW w:type="dxa" w:w="2268"/>
+            <w:tcW w:type="dxa" w:w="2835"/>
           </w:tcPr>
           <w:p>
             <w:r/>
@@ -3342,7 +5286,7 @@
         </w:tc>
         <w:tc>
           <w:tcPr>
-            <w:tcW w:type="dxa" w:w="1701"/>
+            <w:tcW w:type="dxa" w:w="1417"/>
           </w:tcPr>
           <w:p>
             <w:r/>
@@ -3358,7 +5302,7 @@
       <w:tr>
         <w:tc>
           <w:tcPr>
-            <w:tcW w:type="dxa" w:w="2268"/>
+            <w:tcW w:type="dxa" w:w="2835"/>
           </w:tcPr>
           <w:p>
             <w:r/>
@@ -3386,7 +5330,7 @@
         </w:tc>
         <w:tc>
           <w:tcPr>
-            <w:tcW w:type="dxa" w:w="1701"/>
+            <w:tcW w:type="dxa" w:w="1417"/>
           </w:tcPr>
           <w:p>
             <w:r/>
@@ -3394,7 +5338,7 @@
               <w:rPr>
                 <w:sz w:val="21"/>
               </w:rPr>
-              <w:t>2.0</w:t>
+              <w:t>2.00</w:t>
             </w:r>
           </w:p>
         </w:tc>
@@ -3402,7 +5346,7 @@
       <w:tr>
         <w:tc>
           <w:tcPr>
-            <w:tcW w:type="dxa" w:w="2268"/>
+            <w:tcW w:type="dxa" w:w="2835"/>
           </w:tcPr>
           <w:p>
             <w:r/>
@@ -3424,13 +5368,13 @@
               <w:rPr>
                 <w:sz w:val="21"/>
               </w:rPr>
-              <w:t>top-quartile composite score</w:t>
+              <w:t>top quartile</w:t>
             </w:r>
           </w:p>
         </w:tc>
         <w:tc>
           <w:tcPr>
-            <w:tcW w:type="dxa" w:w="1701"/>
+            <w:tcW w:type="dxa" w:w="1417"/>
           </w:tcPr>
           <w:p>
             <w:r/>
@@ -3438,7 +5382,7 @@
               <w:rPr>
                 <w:sz w:val="21"/>
               </w:rPr>
-              <w:t>1.5</w:t>
+              <w:t>1.50</w:t>
             </w:r>
           </w:p>
         </w:tc>
@@ -3446,7 +5390,7 @@
       <w:tr>
         <w:tc>
           <w:tcPr>
-            <w:tcW w:type="dxa" w:w="2268"/>
+            <w:tcW w:type="dxa" w:w="2835"/>
           </w:tcPr>
           <w:p>
             <w:r/>
@@ -3468,13 +5412,13 @@
               <w:rPr>
                 <w:sz w:val="21"/>
               </w:rPr>
-              <w:t>ratio 2.0 → clipped at 1.45</w:t>
+              <w:t>rolling avg 70 vs league mean 35, ratio 2.0 → cap</w:t>
             </w:r>
           </w:p>
         </w:tc>
         <w:tc>
           <w:tcPr>
-            <w:tcW w:type="dxa" w:w="1701"/>
+            <w:tcW w:type="dxa" w:w="1417"/>
           </w:tcPr>
           <w:p>
             <w:r/>
@@ -3490,7 +5434,7 @@
       <w:tr>
         <w:tc>
           <w:tcPr>
-            <w:tcW w:type="dxa" w:w="2268"/>
+            <w:tcW w:type="dxa" w:w="2835"/>
           </w:tcPr>
           <w:p>
             <w:r/>
@@ -3498,7 +5442,7 @@
               <w:rPr>
                 <w:sz w:val="21"/>
               </w:rPr>
-              <w:t>pressure</w:t>
+              <w:t>wicket_pressure</w:t>
             </w:r>
           </w:p>
         </w:tc>
@@ -3512,13 +5456,13 @@
               <w:rPr>
                 <w:sz w:val="21"/>
               </w:rPr>
-              <w:t>1 wkt / 4 over · 2 = 0.5 → 1 + 0.05</w:t>
+              <w:t>1 wkt / 3 over · 2 = 0.67 → 1 + 0.07</w:t>
             </w:r>
           </w:p>
         </w:tc>
         <w:tc>
           <w:tcPr>
-            <w:tcW w:type="dxa" w:w="1701"/>
+            <w:tcW w:type="dxa" w:w="1417"/>
           </w:tcPr>
           <w:p>
             <w:r/>
@@ -3526,7 +5470,183 @@
               <w:rPr>
                 <w:sz w:val="21"/>
               </w:rPr>
-              <w:t>1.05</w:t>
+              <w:t>1.07</w:t>
+            </w:r>
+          </w:p>
+        </w:tc>
+      </w:tr>
+      <w:tr>
+        <w:tc>
+          <w:tcPr>
+            <w:tcW w:type="dxa" w:w="2835"/>
+          </w:tcPr>
+          <w:p>
+            <w:r/>
+            <w:r>
+              <w:rPr>
+                <w:sz w:val="21"/>
+              </w:rPr>
+              <w:t>chase_pressure</w:t>
+            </w:r>
+          </w:p>
+        </w:tc>
+        <w:tc>
+          <w:tcPr>
+            <w:tcW w:type="dxa" w:w="3969"/>
+          </w:tcPr>
+          <w:p>
+            <w:r/>
+            <w:r>
+              <w:rPr>
+                <w:sz w:val="21"/>
+              </w:rPr>
+              <w:t>RRR 12 → 1 + (12−8)·0.04</w:t>
+            </w:r>
+          </w:p>
+        </w:tc>
+        <w:tc>
+          <w:tcPr>
+            <w:tcW w:type="dxa" w:w="1417"/>
+          </w:tcPr>
+          <w:p>
+            <w:r/>
+            <w:r>
+              <w:rPr>
+                <w:sz w:val="21"/>
+              </w:rPr>
+              <w:t>1.16</w:t>
+            </w:r>
+          </w:p>
+        </w:tc>
+      </w:tr>
+      <w:tr>
+        <w:tc>
+          <w:tcPr>
+            <w:tcW w:type="dxa" w:w="2835"/>
+          </w:tcPr>
+          <w:p>
+            <w:r/>
+            <w:r>
+              <w:rPr>
+                <w:sz w:val="21"/>
+              </w:rPr>
+              <w:t>pressure (combined)</w:t>
+            </w:r>
+          </w:p>
+        </w:tc>
+        <w:tc>
+          <w:tcPr>
+            <w:tcW w:type="dxa" w:w="3969"/>
+          </w:tcPr>
+          <w:p>
+            <w:r/>
+            <w:r>
+              <w:rPr>
+                <w:sz w:val="21"/>
+              </w:rPr>
+              <w:t>1.07 · 1.16</w:t>
+            </w:r>
+          </w:p>
+        </w:tc>
+        <w:tc>
+          <w:tcPr>
+            <w:tcW w:type="dxa" w:w="1417"/>
+          </w:tcPr>
+          <w:p>
+            <w:r/>
+            <w:r>
+              <w:rPr>
+                <w:sz w:val="21"/>
+              </w:rPr>
+              <w:t>1.24</w:t>
+            </w:r>
+          </w:p>
+        </w:tc>
+      </w:tr>
+      <w:tr>
+        <w:tc>
+          <w:tcPr>
+            <w:tcW w:type="dxa" w:w="2835"/>
+          </w:tcPr>
+          <w:p>
+            <w:r/>
+            <w:r>
+              <w:rPr>
+                <w:sz w:val="21"/>
+              </w:rPr>
+              <w:t>partnership_mult</w:t>
+            </w:r>
+          </w:p>
+        </w:tc>
+        <w:tc>
+          <w:tcPr>
+            <w:tcW w:type="dxa" w:w="3969"/>
+          </w:tcPr>
+          <w:p>
+            <w:r/>
+            <w:r>
+              <w:rPr>
+                <w:sz w:val="21"/>
+              </w:rPr>
+              <w:t>52 runs → 1 + (52−20)·0.012</w:t>
+            </w:r>
+          </w:p>
+        </w:tc>
+        <w:tc>
+          <w:tcPr>
+            <w:tcW w:type="dxa" w:w="1417"/>
+          </w:tcPr>
+          <w:p>
+            <w:r/>
+            <w:r>
+              <w:rPr>
+                <w:sz w:val="21"/>
+              </w:rPr>
+              <w:t>1.38</w:t>
+            </w:r>
+          </w:p>
+        </w:tc>
+      </w:tr>
+      <w:tr>
+        <w:tc>
+          <w:tcPr>
+            <w:tcW w:type="dxa" w:w="2835"/>
+          </w:tcPr>
+          <w:p>
+            <w:r/>
+            <w:r>
+              <w:rPr>
+                <w:sz w:val="21"/>
+              </w:rPr>
+              <w:t>early_wicket_mult</w:t>
+            </w:r>
+          </w:p>
+        </w:tc>
+        <w:tc>
+          <w:tcPr>
+            <w:tcW w:type="dxa" w:w="3969"/>
+          </w:tcPr>
+          <w:p>
+            <w:r/>
+            <w:r>
+              <w:rPr>
+                <w:sz w:val="21"/>
+              </w:rPr>
+              <w:t>first wicket, balls_in_innings ≤ 18</w:t>
+            </w:r>
+          </w:p>
+        </w:tc>
+        <w:tc>
+          <w:tcPr>
+            <w:tcW w:type="dxa" w:w="1417"/>
+          </w:tcPr>
+          <w:p>
+            <w:r/>
+            <w:r>
+              <w:rPr>
+                <w:sz w:val="21"/>
+              </w:rPr>
+              <w:t>1.15</w:t>
             </w:r>
           </w:p>
         </w:tc>
@@ -3548,7 +5668,7 @@
           <w:color w:val="805000"/>
           <w:sz w:val="21"/>
         </w:rPr>
-        <w:t>wicket_value = 30 · 2.0 · 1.5 · 1.45 · 1.05 ≈ 137.0</w:t>
+        <w:t>wicket_value = 30 · 2.00 · 1.50 · 1.45 · 1.24 · 1.38 · 1.15 ≈ 256.8</w:t>
       </w:r>
     </w:p>
     <w:p>
@@ -3561,9 +5681,493 @@
           <w:i w:val="0"/>
           <w:sz w:val="22"/>
         </w:rPr>
-        <w:t>Compare with the same wicket reframed as a spin dismissal of a tailender in the 18th over under low pressure:</w:t>
+        <w:t>This single ball contributes ~257 to the bowler's running total — more than 8× the base wicket value. That's intentional: it's a rare, league-deciding moment, and CAIS is supposed to surface exactly those events.</w:t>
       </w:r>
     </w:p>
+    <w:p>
+      <w:pPr>
+        <w:pStyle w:val="Heading2"/>
+      </w:pPr>
+      <w:r>
+        <w:t>11.2  Low-impact wicket</w:t>
+      </w:r>
+    </w:p>
+    <w:p>
+      <w:pPr>
+        <w:spacing w:after="120"/>
+      </w:pPr>
+      <w:r>
+        <w:rPr>
+          <w:b w:val="0"/>
+          <w:i w:val="0"/>
+          <w:sz w:val="22"/>
+        </w:rPr>
+        <w:t>Same raw outcome — a wicket — but the context is benign: a spinner dismissing a tailender in the 18th over of the 1st innings, after a tiny 8-run last-wicket stand.</w:t>
+      </w:r>
+    </w:p>
+    <w:tbl>
+      <w:tblPr>
+        <w:tblStyle w:val="LightGrid-Accent1"/>
+        <w:tblW w:type="auto" w:w="0"/>
+        <w:tblLayout w:type="fixed"/>
+        <w:tblLook w:firstColumn="1" w:firstRow="1" w:lastColumn="0" w:lastRow="0" w:noHBand="0" w:noVBand="1" w:val="04A0"/>
+      </w:tblPr>
+      <w:tblGrid>
+        <w:gridCol w:w="3249"/>
+        <w:gridCol w:w="3249"/>
+        <w:gridCol w:w="3249"/>
+      </w:tblGrid>
+      <w:tr>
+        <w:tc>
+          <w:tcPr>
+            <w:tcW w:type="dxa" w:w="2835"/>
+            <w:shd w:val="clear" w:color="auto" w:fill="B47A00"/>
+          </w:tcPr>
+          <w:p>
+            <w:r/>
+            <w:r>
+              <w:rPr>
+                <w:b/>
+                <w:color w:val="FFFFFF"/>
+                <w:sz w:val="21"/>
+              </w:rPr>
+              <w:t>Factor</w:t>
+            </w:r>
+          </w:p>
+        </w:tc>
+        <w:tc>
+          <w:tcPr>
+            <w:tcW w:type="dxa" w:w="3969"/>
+            <w:shd w:val="clear" w:color="auto" w:fill="B47A00"/>
+          </w:tcPr>
+          <w:p>
+            <w:r/>
+            <w:r>
+              <w:rPr>
+                <w:b/>
+                <w:color w:val="FFFFFF"/>
+                <w:sz w:val="21"/>
+              </w:rPr>
+              <w:t>Derivation</w:t>
+            </w:r>
+          </w:p>
+        </w:tc>
+        <w:tc>
+          <w:tcPr>
+            <w:tcW w:type="dxa" w:w="1417"/>
+            <w:shd w:val="clear" w:color="auto" w:fill="B47A00"/>
+          </w:tcPr>
+          <w:p>
+            <w:r/>
+            <w:r>
+              <w:rPr>
+                <w:b/>
+                <w:color w:val="FFFFFF"/>
+                <w:sz w:val="21"/>
+              </w:rPr>
+              <w:t>Value</w:t>
+            </w:r>
+          </w:p>
+        </w:tc>
+      </w:tr>
+      <w:tr>
+        <w:tc>
+          <w:tcPr>
+            <w:tcW w:type="dxa" w:w="2835"/>
+          </w:tcPr>
+          <w:p>
+            <w:r/>
+            <w:r>
+              <w:rPr>
+                <w:sz w:val="21"/>
+              </w:rPr>
+              <w:t>Base</w:t>
+            </w:r>
+          </w:p>
+        </w:tc>
+        <w:tc>
+          <w:tcPr>
+            <w:tcW w:type="dxa" w:w="3969"/>
+          </w:tcPr>
+          <w:p>
+            <w:r/>
+            <w:r>
+              <w:rPr>
+                <w:sz w:val="21"/>
+              </w:rPr>
+              <w:t>constant</w:t>
+            </w:r>
+          </w:p>
+        </w:tc>
+        <w:tc>
+          <w:tcPr>
+            <w:tcW w:type="dxa" w:w="1417"/>
+          </w:tcPr>
+          <w:p>
+            <w:r/>
+            <w:r>
+              <w:rPr>
+                <w:sz w:val="21"/>
+              </w:rPr>
+              <w:t>30</w:t>
+            </w:r>
+          </w:p>
+        </w:tc>
+      </w:tr>
+      <w:tr>
+        <w:tc>
+          <w:tcPr>
+            <w:tcW w:type="dxa" w:w="2835"/>
+          </w:tcPr>
+          <w:p>
+            <w:r/>
+            <w:r>
+              <w:rPr>
+                <w:sz w:val="21"/>
+              </w:rPr>
+              <w:t>phase × role</w:t>
+            </w:r>
+          </w:p>
+        </w:tc>
+        <w:tc>
+          <w:tcPr>
+            <w:tcW w:type="dxa" w:w="3969"/>
+          </w:tcPr>
+          <w:p>
+            <w:r/>
+            <w:r>
+              <w:rPr>
+                <w:sz w:val="21"/>
+              </w:rPr>
+              <w:t>spin × death</w:t>
+            </w:r>
+          </w:p>
+        </w:tc>
+        <w:tc>
+          <w:tcPr>
+            <w:tcW w:type="dxa" w:w="1417"/>
+          </w:tcPr>
+          <w:p>
+            <w:r/>
+            <w:r>
+              <w:rPr>
+                <w:sz w:val="21"/>
+              </w:rPr>
+              <w:t>1.20</w:t>
+            </w:r>
+          </w:p>
+        </w:tc>
+      </w:tr>
+      <w:tr>
+        <w:tc>
+          <w:tcPr>
+            <w:tcW w:type="dxa" w:w="2835"/>
+          </w:tcPr>
+          <w:p>
+            <w:r/>
+            <w:r>
+              <w:rPr>
+                <w:sz w:val="21"/>
+              </w:rPr>
+              <w:t>batter_tier</w:t>
+            </w:r>
+          </w:p>
+        </w:tc>
+        <w:tc>
+          <w:tcPr>
+            <w:tcW w:type="dxa" w:w="3969"/>
+          </w:tcPr>
+          <w:p>
+            <w:r/>
+            <w:r>
+              <w:rPr>
+                <w:sz w:val="21"/>
+              </w:rPr>
+              <w:t>below p25</w:t>
+            </w:r>
+          </w:p>
+        </w:tc>
+        <w:tc>
+          <w:tcPr>
+            <w:tcW w:type="dxa" w:w="1417"/>
+          </w:tcPr>
+          <w:p>
+            <w:r/>
+            <w:r>
+              <w:rPr>
+                <w:sz w:val="21"/>
+              </w:rPr>
+              <w:t>0.75</w:t>
+            </w:r>
+          </w:p>
+        </w:tc>
+      </w:tr>
+      <w:tr>
+        <w:tc>
+          <w:tcPr>
+            <w:tcW w:type="dxa" w:w="2835"/>
+          </w:tcPr>
+          <w:p>
+            <w:r/>
+            <w:r>
+              <w:rPr>
+                <w:sz w:val="21"/>
+              </w:rPr>
+              <w:t>form_mult</w:t>
+            </w:r>
+          </w:p>
+        </w:tc>
+        <w:tc>
+          <w:tcPr>
+            <w:tcW w:type="dxa" w:w="3969"/>
+          </w:tcPr>
+          <w:p>
+            <w:r/>
+            <w:r>
+              <w:rPr>
+                <w:sz w:val="21"/>
+              </w:rPr>
+              <w:t>no history, fallback</w:t>
+            </w:r>
+          </w:p>
+        </w:tc>
+        <w:tc>
+          <w:tcPr>
+            <w:tcW w:type="dxa" w:w="1417"/>
+          </w:tcPr>
+          <w:p>
+            <w:r/>
+            <w:r>
+              <w:rPr>
+                <w:sz w:val="21"/>
+              </w:rPr>
+              <w:t>1.00</w:t>
+            </w:r>
+          </w:p>
+        </w:tc>
+      </w:tr>
+      <w:tr>
+        <w:tc>
+          <w:tcPr>
+            <w:tcW w:type="dxa" w:w="2835"/>
+          </w:tcPr>
+          <w:p>
+            <w:r/>
+            <w:r>
+              <w:rPr>
+                <w:sz w:val="21"/>
+              </w:rPr>
+              <w:t>wicket_pressure</w:t>
+            </w:r>
+          </w:p>
+        </w:tc>
+        <w:tc>
+          <w:tcPr>
+            <w:tcW w:type="dxa" w:w="3969"/>
+          </w:tcPr>
+          <w:p>
+            <w:r/>
+            <w:r>
+              <w:rPr>
+                <w:sz w:val="21"/>
+              </w:rPr>
+              <w:t>9 wkts / 18 over · 2 = 1.0 → 1+0.10</w:t>
+            </w:r>
+          </w:p>
+        </w:tc>
+        <w:tc>
+          <w:tcPr>
+            <w:tcW w:type="dxa" w:w="1417"/>
+          </w:tcPr>
+          <w:p>
+            <w:r/>
+            <w:r>
+              <w:rPr>
+                <w:sz w:val="21"/>
+              </w:rPr>
+              <w:t>1.10</w:t>
+            </w:r>
+          </w:p>
+        </w:tc>
+      </w:tr>
+      <w:tr>
+        <w:tc>
+          <w:tcPr>
+            <w:tcW w:type="dxa" w:w="2835"/>
+          </w:tcPr>
+          <w:p>
+            <w:r/>
+            <w:r>
+              <w:rPr>
+                <w:sz w:val="21"/>
+              </w:rPr>
+              <w:t>chase_pressure</w:t>
+            </w:r>
+          </w:p>
+        </w:tc>
+        <w:tc>
+          <w:tcPr>
+            <w:tcW w:type="dxa" w:w="3969"/>
+          </w:tcPr>
+          <w:p>
+            <w:r/>
+            <w:r>
+              <w:rPr>
+                <w:sz w:val="21"/>
+              </w:rPr>
+              <w:t>1st innings</w:t>
+            </w:r>
+          </w:p>
+        </w:tc>
+        <w:tc>
+          <w:tcPr>
+            <w:tcW w:type="dxa" w:w="1417"/>
+          </w:tcPr>
+          <w:p>
+            <w:r/>
+            <w:r>
+              <w:rPr>
+                <w:sz w:val="21"/>
+              </w:rPr>
+              <w:t>1.00</w:t>
+            </w:r>
+          </w:p>
+        </w:tc>
+      </w:tr>
+      <w:tr>
+        <w:tc>
+          <w:tcPr>
+            <w:tcW w:type="dxa" w:w="2835"/>
+          </w:tcPr>
+          <w:p>
+            <w:r/>
+            <w:r>
+              <w:rPr>
+                <w:sz w:val="21"/>
+              </w:rPr>
+              <w:t>pressure (combined)</w:t>
+            </w:r>
+          </w:p>
+        </w:tc>
+        <w:tc>
+          <w:tcPr>
+            <w:tcW w:type="dxa" w:w="3969"/>
+          </w:tcPr>
+          <w:p>
+            <w:r/>
+            <w:r>
+              <w:rPr>
+                <w:sz w:val="21"/>
+              </w:rPr>
+              <w:t>1.10 · 1.00</w:t>
+            </w:r>
+          </w:p>
+        </w:tc>
+        <w:tc>
+          <w:tcPr>
+            <w:tcW w:type="dxa" w:w="1417"/>
+          </w:tcPr>
+          <w:p>
+            <w:r/>
+            <w:r>
+              <w:rPr>
+                <w:sz w:val="21"/>
+              </w:rPr>
+              <w:t>1.10</w:t>
+            </w:r>
+          </w:p>
+        </w:tc>
+      </w:tr>
+      <w:tr>
+        <w:tc>
+          <w:tcPr>
+            <w:tcW w:type="dxa" w:w="2835"/>
+          </w:tcPr>
+          <w:p>
+            <w:r/>
+            <w:r>
+              <w:rPr>
+                <w:sz w:val="21"/>
+              </w:rPr>
+              <w:t>partnership_mult</w:t>
+            </w:r>
+          </w:p>
+        </w:tc>
+        <w:tc>
+          <w:tcPr>
+            <w:tcW w:type="dxa" w:w="3969"/>
+          </w:tcPr>
+          <w:p>
+            <w:r/>
+            <w:r>
+              <w:rPr>
+                <w:sz w:val="21"/>
+              </w:rPr>
+              <w:t>8 runs → below 20</w:t>
+            </w:r>
+          </w:p>
+        </w:tc>
+        <w:tc>
+          <w:tcPr>
+            <w:tcW w:type="dxa" w:w="1417"/>
+          </w:tcPr>
+          <w:p>
+            <w:r/>
+            <w:r>
+              <w:rPr>
+                <w:sz w:val="21"/>
+              </w:rPr>
+              <w:t>1.00</w:t>
+            </w:r>
+          </w:p>
+        </w:tc>
+      </w:tr>
+      <w:tr>
+        <w:tc>
+          <w:tcPr>
+            <w:tcW w:type="dxa" w:w="2835"/>
+          </w:tcPr>
+          <w:p>
+            <w:r/>
+            <w:r>
+              <w:rPr>
+                <w:sz w:val="21"/>
+              </w:rPr>
+              <w:t>early_wicket_mult</w:t>
+            </w:r>
+          </w:p>
+        </w:tc>
+        <w:tc>
+          <w:tcPr>
+            <w:tcW w:type="dxa" w:w="3969"/>
+          </w:tcPr>
+          <w:p>
+            <w:r/>
+            <w:r>
+              <w:rPr>
+                <w:sz w:val="21"/>
+              </w:rPr>
+              <w:t>not first wicket</w:t>
+            </w:r>
+          </w:p>
+        </w:tc>
+        <w:tc>
+          <w:tcPr>
+            <w:tcW w:type="dxa" w:w="1417"/>
+          </w:tcPr>
+          <w:p>
+            <w:r/>
+            <w:r>
+              <w:rPr>
+                <w:sz w:val="21"/>
+              </w:rPr>
+              <w:t>1.00</w:t>
+            </w:r>
+          </w:p>
+        </w:tc>
+      </w:tr>
+    </w:tbl>
+    <w:p/>
     <w:p>
       <w:pPr>
         <w:spacing w:before="120" w:after="120"/>
@@ -3579,7 +6183,7 @@
           <w:color w:val="805000"/>
           <w:sz w:val="21"/>
         </w:rPr>
-        <w:t>wicket_value = 30 · 1.2 · 0.75 · 1.00 · 1.00 = 27.0</w:t>
+        <w:t>wicket_value = 30 · 1.20 · 0.75 · 1.00 · 1.10 · 1.00 · 1.00 ≈ 29.7</w:t>
       </w:r>
     </w:p>
     <w:p>
@@ -3592,77 +6196,15 @@
           <w:i w:val="0"/>
           <w:sz w:val="22"/>
         </w:rPr>
-        <w:t>Same raw event (a wicket), more than a 5× spread in context-adjusted value.</w:t>
+        <w:t>A near 9× spread between 11.1 and 11.2 for the same raw event (a dismissal) — which is precisely what 'context-adjusted' is supposed to deliver.</w:t>
       </w:r>
     </w:p>
     <w:p>
       <w:pPr>
-        <w:pStyle w:val="Heading1"/>
+        <w:pStyle w:val="Heading2"/>
       </w:pPr>
       <w:r>
-        <w:t>12.  Engineering &amp; Edge Cases</w:t>
-      </w:r>
-    </w:p>
-    <w:p>
-      <w:pPr>
-        <w:pStyle w:val="ListBullet"/>
-        <w:spacing w:after="60"/>
-      </w:pPr>
-      <w:r>
-        <w:t>Wides are excluded from L; no-balls are included (the batter can still score).</w:t>
-      </w:r>
-    </w:p>
-    <w:p>
-      <w:pPr>
-        <w:pStyle w:val="ListBullet"/>
-        <w:spacing w:after="60"/>
-      </w:pPr>
-      <w:r>
-        <w:t>Overs are re-indexed to start at 1 if the source data uses 0-indexed overs.</w:t>
-      </w:r>
-    </w:p>
-    <w:p>
-      <w:pPr>
-        <w:pStyle w:val="ListBullet"/>
-        <w:spacing w:after="60"/>
-      </w:pPr>
-      <w:r>
-        <w:t>Pressure uses max(oᵢ, 1) in the denominator to avoid division by zero on the very first ball.</w:t>
-      </w:r>
-    </w:p>
-    <w:p>
-      <w:pPr>
-        <w:pStyle w:val="ListBullet"/>
-        <w:spacing w:after="60"/>
-      </w:pPr>
-      <w:r>
-        <w:t>Form lookups default to 1.0 for any (batter, match_id) missing from the map (e.g. debut innings where no history exists).</w:t>
-      </w:r>
-    </w:p>
-    <w:p>
-      <w:pPr>
-        <w:pStyle w:val="ListBullet"/>
-        <w:spacing w:after="60"/>
-      </w:pPr>
-      <w:r>
-        <w:t>Batter tier lookups default to 1.0 for batters with fewer than 5 career innings, so wickets of unknown batters neither reward nor punish the bowler.</w:t>
-      </w:r>
-    </w:p>
-    <w:p>
-      <w:pPr>
-        <w:pStyle w:val="ListBullet"/>
-        <w:spacing w:after="60"/>
-      </w:pPr>
-      <w:r>
-        <w:t>The _enriched DataFrame is cached on first call; subsequent CAIS computations across seasons reuse it.</w:t>
-      </w:r>
-    </w:p>
-    <w:p>
-      <w:pPr>
-        <w:pStyle w:val="Heading1"/>
-      </w:pPr>
-      <w:r>
-        <w:t>13.  Calibration Choices &amp; Future Work</w:t>
+        <w:t>11.3  Run cost on the same balls</w:t>
       </w:r>
     </w:p>
     <w:p>
@@ -3675,7 +6217,114 @@
           <w:i w:val="0"/>
           <w:sz w:val="22"/>
         </w:rPr>
-        <w:t>All fixed constants (base = 30, run_cost factor = 0.5, phase weights, phase×role matrix, form floor/ceiling 1.0–1.45, pressure floor/ceiling 1.00–1.30, tier cutoffs 0.75/1.0/1.2/1.5) were chosen by hand based on T20 domain intuition and sanity-checked against PSL data. They are deliberately simple and transparent rather than fitted to an external target.</w:t>
+        <w:t>Both balls above carried 0 runs (the wicket ball had no runs conceded), so the run-cost side of the ledger was 0. On non-wicket balls, run_cost dominates:</w:t>
+      </w:r>
+    </w:p>
+    <w:p>
+      <w:pPr>
+        <w:spacing w:before="120" w:after="120"/>
+        <w:ind w:left="340"/>
+        <w:shd w:val="clear" w:color="auto" w:fill="F3F1EC"/>
+        <w:pBdr>
+          <w:left w:val="single" w:sz="18" w:space="6" w:color="B47A00"/>
+        </w:pBdr>
+      </w:pPr>
+      <w:r>
+        <w:rPr>
+          <w:rFonts w:ascii="Consolas" w:hAnsi="Consolas"/>
+          <w:color w:val="805000"/>
+          <w:sz w:val="21"/>
+        </w:rPr>
+        <w:t>run_cost = runs_conceded · phase_bowl_weight · 0.5</w:t>
+        <w:br/>
+        <w:t xml:space="preserve">  e.g. a powerplay four: 4 · 1.20 · 0.5 = 2.40</w:t>
+        <w:br/>
+        <w:t xml:space="preserve">       a middle-overs single: 1 · 1.00 · 0.5 = 0.50</w:t>
+        <w:br/>
+        <w:t xml:space="preserve">       a death-overs six:     6 · 1.30 · 0.5 = 3.90</w:t>
+      </w:r>
+    </w:p>
+    <w:p>
+      <w:pPr>
+        <w:pStyle w:val="Heading1"/>
+      </w:pPr>
+      <w:r>
+        <w:t>12.  Engineering &amp; Edge Cases</w:t>
+      </w:r>
+    </w:p>
+    <w:p>
+      <w:pPr>
+        <w:pStyle w:val="ListBullet"/>
+        <w:spacing w:after="60"/>
+      </w:pPr>
+      <w:r>
+        <w:t>Wides are excluded from L; no-balls are included (the batter can still score).</w:t>
+      </w:r>
+    </w:p>
+    <w:p>
+      <w:pPr>
+        <w:pStyle w:val="ListBullet"/>
+        <w:spacing w:after="60"/>
+      </w:pPr>
+      <w:r>
+        <w:t>Overs are re-indexed to start at 1 if the source data uses 0-indexed overs.</w:t>
+      </w:r>
+    </w:p>
+    <w:p>
+      <w:pPr>
+        <w:pStyle w:val="ListBullet"/>
+        <w:spacing w:after="60"/>
+      </w:pPr>
+      <w:r>
+        <w:t>Pressure uses max(oᵢ, 1) in the denominator to avoid division by zero on the very first ball.</w:t>
+      </w:r>
+    </w:p>
+    <w:p>
+      <w:pPr>
+        <w:pStyle w:val="ListBullet"/>
+        <w:spacing w:after="60"/>
+      </w:pPr>
+      <w:r>
+        <w:t>Form lookups default to 1.0 for any (batter, match_id) missing from the map (e.g. debut innings where no history exists).</w:t>
+      </w:r>
+    </w:p>
+    <w:p>
+      <w:pPr>
+        <w:pStyle w:val="ListBullet"/>
+        <w:spacing w:after="60"/>
+      </w:pPr>
+      <w:r>
+        <w:t>Batter tier lookups default to 1.0 for batters with fewer than 5 career innings, so wickets of unknown batters neither reward nor punish the bowler.</w:t>
+      </w:r>
+    </w:p>
+    <w:p>
+      <w:pPr>
+        <w:pStyle w:val="ListBullet"/>
+        <w:spacing w:after="60"/>
+      </w:pPr>
+      <w:r>
+        <w:t>The _enriched DataFrame is cached on first call; subsequent CAIS computations across seasons reuse it.</w:t>
+      </w:r>
+    </w:p>
+    <w:p>
+      <w:pPr>
+        <w:pStyle w:val="Heading1"/>
+      </w:pPr>
+      <w:r>
+        <w:t>13.  Calibration Choices &amp; Future Work</w:t>
+      </w:r>
+    </w:p>
+    <w:p>
+      <w:pPr>
+        <w:spacing w:after="120"/>
+      </w:pPr>
+      <w:r>
+        <w:rPr>
+          <w:b w:val="0"/>
+          <w:i w:val="0"/>
+          <w:sz w:val="22"/>
+        </w:rPr>
+        <w:t>All fixed constants (base = 30, run_cost factor = 0.5, phase weights, phase×role matrix, form floor/ceiling 1.00–1.45, wicket_pressure floor/ceiling 1.00–1.30, chase_pressure floor/ceiling 1.00–1.30, combined-pressure cap 1.50, partnership neutral point 20 with slope 0.012 and cap 1.60, early-wicket multipliers 1.35 / 1.15 / 1.00, tier cutoffs 0.75 / 1.00 / 1.20 / 1.50) were chosen by hand based on T20 domain intuition and sanity-checked against PSL data. They are deliberately simple and transparent rather than fitted to an external target.</w:t>
       </w:r>
     </w:p>
     <w:p>
@@ -3688,7 +6337,7 @@
           <w:i w:val="0"/>
           <w:sz w:val="22"/>
         </w:rPr>
-        <w:t>Natural extensions:</w:t>
+        <w:t>Changes from v1 → v2:</w:t>
       </w:r>
     </w:p>
     <w:p>
@@ -3697,7 +6346,56 @@
         <w:spacing w:after="60"/>
       </w:pPr>
       <w:r>
-        <w:t>Second-innings chase pressure — incorporate required-run-rate vs par score.</w:t>
+        <w:t>Batting phase weights flipped: powerplay is now treated as the easiest phase (0.95) and death as the hardest (1.35), replacing v1's symmetric 1.2 / 1.0 / 1.3 pattern.</w:t>
+      </w:r>
+    </w:p>
+    <w:p>
+      <w:pPr>
+        <w:pStyle w:val="ListBullet"/>
+        <w:spacing w:after="60"/>
+      </w:pPr>
+      <w:r>
+        <w:t>Pressure decomposed into wicket_pressure × chase_pressure, with chase_pressure (new) driven by 2nd-innings required run rate.</w:t>
+      </w:r>
+    </w:p>
+    <w:p>
+      <w:pPr>
+        <w:pStyle w:val="ListBullet"/>
+        <w:spacing w:after="60"/>
+      </w:pPr>
+      <w:r>
+        <w:t>Combined pressure cap raised from 1.30 to 1.50 to accommodate the compounded signal.</w:t>
+      </w:r>
+    </w:p>
+    <w:p>
+      <w:pPr>
+        <w:pStyle w:val="ListBullet"/>
+        <w:spacing w:after="60"/>
+      </w:pPr>
+      <w:r>
+        <w:t>Partnership-broken multiplier added to wicket value.</w:t>
+      </w:r>
+    </w:p>
+    <w:p>
+      <w:pPr>
+        <w:pStyle w:val="ListBullet"/>
+        <w:spacing w:after="60"/>
+      </w:pPr>
+      <w:r>
+        <w:t>Early-wicket multiplier added to reward first-over breakthroughs.</w:t>
+      </w:r>
+    </w:p>
+    <w:p>
+      <w:pPr>
+        <w:spacing w:after="120"/>
+      </w:pPr>
+      <w:r>
+        <w:rPr>
+          <w:b/>
+          <w:i w:val="0"/>
+          <w:sz w:val="22"/>
+        </w:rPr>
+        <w:t>Natural future extensions:</w:t>
       </w:r>
     </w:p>
     <w:p>
@@ -3724,7 +6422,7 @@
         <w:spacing w:after="60"/>
       </w:pPr>
       <w:r>
-        <w:t>Partnership-aware pressure — batting with a set partner vs a new one is different.</w:t>
+        <w:t>First-innings "par score" pressure — estimate par from venue history, penalise batting well under par and reward bowling holding a side under it.</w:t>
       </w:r>
     </w:p>
     <w:p>
@@ -3746,7 +6444,7 @@
           <w:i w:val="0"/>
           <w:sz w:val="22"/>
         </w:rPr>
-        <w:t>The goal in v1 is explainability: every term in CAIS is a product of transparent, human-interpretable factors. Any ML additions should preserve that property — no black boxes.</w:t>
+        <w:t>The goal remains explainability: every term in CAIS is a product of transparent, human-interpretable factors. Any ML additions should preserve that property — no black boxes.</w:t>
       </w:r>
     </w:p>
     <w:sectPr>
